--- a/Deliverable 1/DELIVERABLE-1.docx
+++ b/Deliverable 1/DELIVERABLE-1.docx
@@ -120,13 +120,7 @@
         <w:rPr>
           <w:rFonts w:ascii="Calibri" w:eastAsia="Calibri" w:hAnsi="Calibri" w:cs="Calibri"/>
         </w:rPr>
-        <w:t xml:space="preserve"> listing of the different features and functionalities that it will provide. You need to describe the data flow in the program, where it will be stored, how it will be retriev</w:t>
-      </w:r>
-      <w:r>
-        <w:rPr>
-          <w:rFonts w:ascii="Calibri" w:eastAsia="Calibri" w:hAnsi="Calibri" w:cs="Calibri"/>
-        </w:rPr>
-        <w:t>ed, what transformations will be applied on the data, and where it will be stored.</w:t>
+        <w:t xml:space="preserve"> listing of the different features and functionalities that it will provide. You need to describe the data flow in the program, where it will be stored, how it will be retrieved, what transformations will be applied on the data, and where it will be stored.</w:t>
       </w:r>
     </w:p>
     <w:p>
@@ -143,6 +137,15 @@
         </w:rPr>
         <w:t>Describe the user interface windows and the features they provide.</w:t>
       </w:r>
+    </w:p>
+    <w:p>
+      <w:pPr>
+        <w:spacing w:after="200"/>
+        <w:ind w:left="720"/>
+        <w:rPr>
+          <w:rFonts w:ascii="Calibri" w:eastAsia="Calibri" w:hAnsi="Calibri" w:cs="Calibri"/>
+        </w:rPr>
+      </w:pPr>
     </w:p>
     <w:p>
       <w:pPr>
@@ -192,18 +195,107 @@
             <w:pPr>
               <w:spacing w:line="360" w:lineRule="auto"/>
               <w:rPr>
-                <w:rFonts w:ascii="Times New Roman" w:eastAsia="Times New Roman" w:hAnsi="Times New Roman" w:cs="Times New Roman"/>
-                <w:sz w:val="26"/>
-                <w:szCs w:val="26"/>
-              </w:rPr>
-            </w:pPr>
-            <w:r>
-              <w:rPr>
-                <w:rFonts w:ascii="Times New Roman" w:eastAsia="Times New Roman" w:hAnsi="Times New Roman" w:cs="Times New Roman"/>
-                <w:sz w:val="26"/>
-                <w:szCs w:val="26"/>
+                <w:rFonts w:asciiTheme="majorHAnsi" w:eastAsia="Times New Roman" w:hAnsiTheme="majorHAnsi" w:cstheme="majorHAnsi"/>
+              </w:rPr>
+            </w:pPr>
+            <w:r>
+              <w:rPr>
+                <w:rFonts w:asciiTheme="majorHAnsi" w:eastAsia="Times New Roman" w:hAnsiTheme="majorHAnsi" w:cstheme="majorHAnsi"/>
+              </w:rPr>
+              <w:t xml:space="preserve">    </w:t>
+            </w:r>
+            <w:r>
+              <w:rPr>
+                <w:rFonts w:asciiTheme="majorHAnsi" w:eastAsia="Times New Roman" w:hAnsiTheme="majorHAnsi" w:cstheme="majorHAnsi"/>
+              </w:rPr>
+              <w:t xml:space="preserve">A </w:t>
+            </w:r>
+            <w:r>
+              <w:rPr>
+                <w:rFonts w:asciiTheme="majorHAnsi" w:eastAsia="Times New Roman" w:hAnsiTheme="majorHAnsi" w:cstheme="majorHAnsi"/>
               </w:rPr>
               <w:t>GUI-based application that aims to track, log and give feedback to the user. This application will allow the user to track their weight, caloric intake, water intake, exercise, sleep, etc. This app aims to facilitate the manual calculations and concerns of staying in good health; especially for people who don’t have the time to track their health like it’s a full-time job through our user-friendly app.</w:t>
+            </w:r>
+            <w:r>
+              <w:rPr>
+                <w:rFonts w:asciiTheme="majorHAnsi" w:eastAsia="Times New Roman" w:hAnsiTheme="majorHAnsi" w:cstheme="majorHAnsi"/>
+              </w:rPr>
+              <w:t xml:space="preserve"> </w:t>
+            </w:r>
+          </w:p>
+          <w:p>
+            <w:pPr>
+              <w:spacing w:line="360" w:lineRule="auto"/>
+              <w:rPr>
+                <w:rFonts w:asciiTheme="majorHAnsi" w:eastAsia="Times New Roman" w:hAnsiTheme="majorHAnsi" w:cstheme="majorHAnsi"/>
+              </w:rPr>
+            </w:pPr>
+          </w:p>
+          <w:p>
+            <w:pPr>
+              <w:spacing w:line="360" w:lineRule="auto"/>
+              <w:rPr>
+                <w:rFonts w:asciiTheme="majorHAnsi" w:eastAsia="Times New Roman" w:hAnsiTheme="majorHAnsi" w:cstheme="majorHAnsi"/>
+                <w:lang w:val="en-CA"/>
+              </w:rPr>
+            </w:pPr>
+            <w:r>
+              <w:rPr>
+                <w:rFonts w:asciiTheme="majorHAnsi" w:eastAsia="Times New Roman" w:hAnsiTheme="majorHAnsi" w:cstheme="majorHAnsi"/>
+              </w:rPr>
+              <w:t xml:space="preserve">    </w:t>
+            </w:r>
+            <w:r>
+              <w:rPr>
+                <w:rFonts w:asciiTheme="majorHAnsi" w:eastAsia="Times New Roman" w:hAnsiTheme="majorHAnsi" w:cstheme="majorHAnsi"/>
+              </w:rPr>
+              <w:t xml:space="preserve">The data flow will go something like this: </w:t>
+            </w:r>
+            <w:r>
+              <w:rPr>
+                <w:rFonts w:asciiTheme="majorHAnsi" w:eastAsia="Times New Roman" w:hAnsiTheme="majorHAnsi" w:cstheme="majorHAnsi"/>
+              </w:rPr>
+              <w:t>U</w:t>
+            </w:r>
+            <w:r>
+              <w:rPr>
+                <w:rFonts w:asciiTheme="majorHAnsi" w:eastAsia="Times New Roman" w:hAnsiTheme="majorHAnsi" w:cstheme="majorHAnsi"/>
+              </w:rPr>
+              <w:t xml:space="preserve">sers may enter their weight, daily caloric and water intake, sleep hours and workouts through dedicated UI windows and forms. Then the system validates the inputs and applies the necessary calculations. Once that is done the data is save and stored in multiple relational tables. The data will be retrieved using controllers and a database manager using parametrized queries to prevent SQL injections. </w:t>
+            </w:r>
+            <w:r>
+              <w:rPr>
+                <w:rFonts w:asciiTheme="majorHAnsi" w:eastAsia="Times New Roman" w:hAnsiTheme="majorHAnsi" w:cstheme="majorHAnsi"/>
+              </w:rPr>
+              <w:t>We will aggregate stats of each user based on their daily activities and have weekly progress streaks. The data will be displayed using labels, list boxes, tables, charts, progress bars, etc.</w:t>
+            </w:r>
+          </w:p>
+          <w:p>
+            <w:pPr>
+              <w:spacing w:line="360" w:lineRule="auto"/>
+              <w:rPr>
+                <w:rFonts w:asciiTheme="majorHAnsi" w:eastAsia="Times New Roman" w:hAnsiTheme="majorHAnsi" w:cstheme="majorHAnsi"/>
+              </w:rPr>
+            </w:pPr>
+          </w:p>
+          <w:p>
+            <w:pPr>
+              <w:spacing w:line="360" w:lineRule="auto"/>
+              <w:rPr>
+                <w:rFonts w:asciiTheme="majorHAnsi" w:eastAsia="Times New Roman" w:hAnsiTheme="majorHAnsi" w:cstheme="majorHAnsi"/>
+              </w:rPr>
+            </w:pPr>
+            <w:r>
+              <w:rPr>
+                <w:rFonts w:asciiTheme="majorHAnsi" w:eastAsia="Times New Roman" w:hAnsiTheme="majorHAnsi" w:cstheme="majorHAnsi"/>
+              </w:rPr>
+              <w:t xml:space="preserve">    </w:t>
+            </w:r>
+            <w:r>
+              <w:rPr>
+                <w:rFonts w:asciiTheme="majorHAnsi" w:eastAsia="Times New Roman" w:hAnsiTheme="majorHAnsi" w:cstheme="majorHAnsi"/>
+              </w:rPr>
+              <w:t>Some features of our UI include a login and registration window to simulate a proper application with many users on different machines. We also provide a main dashboard for easier navigation and modularization of our application such as a nutrition, sleep, exercise, inbox and settings window just by the click of a button.</w:t>
             </w:r>
           </w:p>
         </w:tc>
@@ -228,6 +320,7 @@
       <w:bookmarkStart w:id="2" w:name="_n12na52d29le" w:colFirst="0" w:colLast="0"/>
       <w:bookmarkEnd w:id="2"/>
       <w:r>
+        <w:lastRenderedPageBreak/>
         <w:t>Team members</w:t>
       </w:r>
     </w:p>
@@ -677,73 +770,13 @@
       </w:r>
     </w:p>
     <w:p>
-      <w:r>
-        <w:t>List at least one user story per team membe</w:t>
-      </w:r>
-      <w:r>
-        <w:t>r using the following format:</w:t>
-      </w:r>
-    </w:p>
-    <w:p>
       <w:pPr>
         <w:rPr>
           <w:rFonts w:ascii="Consolas" w:eastAsia="Consolas" w:hAnsi="Consolas" w:cs="Consolas"/>
           <w:color w:val="0F172A"/>
         </w:rPr>
       </w:pPr>
-      <w:r>
-        <w:rPr>
-          <w:rFonts w:ascii="Consolas" w:eastAsia="Consolas" w:hAnsi="Consolas" w:cs="Consolas"/>
-          <w:color w:val="0F172A"/>
-        </w:rPr>
-        <w:t>As an &lt;actor&gt;</w:t>
-      </w:r>
-    </w:p>
-    <w:p>
-      <w:pPr>
-        <w:rPr>
-          <w:rFonts w:ascii="Consolas" w:eastAsia="Consolas" w:hAnsi="Consolas" w:cs="Consolas"/>
-          <w:color w:val="0F172A"/>
-        </w:rPr>
-      </w:pPr>
-      <w:r>
-        <w:rPr>
-          <w:rFonts w:ascii="Consolas" w:eastAsia="Consolas" w:hAnsi="Consolas" w:cs="Consolas"/>
-          <w:color w:val="0F172A"/>
-        </w:rPr>
-        <w:t>I want a &lt;feature&gt;</w:t>
-      </w:r>
-    </w:p>
-    <w:p>
-      <w:pPr>
-        <w:rPr>
-          <w:rFonts w:ascii="Consolas" w:eastAsia="Consolas" w:hAnsi="Consolas" w:cs="Consolas"/>
-          <w:color w:val="0F172A"/>
-        </w:rPr>
-      </w:pPr>
-      <w:r>
-        <w:rPr>
-          <w:rFonts w:ascii="Consolas" w:eastAsia="Consolas" w:hAnsi="Consolas" w:cs="Consolas"/>
-          <w:color w:val="0F172A"/>
-        </w:rPr>
-        <w:t>So that &lt;benefit&gt;</w:t>
-      </w:r>
-    </w:p>
-    <w:p>
-      <w:pPr>
-        <w:rPr>
-          <w:rFonts w:ascii="Consolas" w:eastAsia="Consolas" w:hAnsi="Consolas" w:cs="Consolas"/>
-          <w:color w:val="0F172A"/>
-        </w:rPr>
-      </w:pPr>
-    </w:p>
-    <w:p>
-      <w:pPr>
-        <w:rPr>
-          <w:rFonts w:ascii="Consolas" w:eastAsia="Consolas" w:hAnsi="Consolas" w:cs="Consolas"/>
-          <w:color w:val="0F172A"/>
-        </w:rPr>
-      </w:pPr>
+      <w:commentRangeStart w:id="5"/>
       <w:r>
         <w:rPr>
           <w:rFonts w:ascii="Consolas" w:eastAsia="Consolas" w:hAnsi="Consolas" w:cs="Consolas"/>
@@ -781,12 +814,19 @@
         </w:rPr>
         <w:t>So that I check the salary of a specific employee</w:t>
       </w:r>
+      <w:commentRangeEnd w:id="5"/>
+      <w:r>
+        <w:rPr>
+          <w:rStyle w:val="CommentReference"/>
+        </w:rPr>
+        <w:commentReference w:id="5"/>
+      </w:r>
     </w:p>
     <w:p/>
     <w:tbl>
       <w:tblPr>
         <w:tblStyle w:val="a2"/>
-        <w:tblW w:w="10800" w:type="dxa"/>
+        <w:tblW w:w="16200" w:type="dxa"/>
         <w:tblInd w:w="0" w:type="dxa"/>
         <w:tblBorders>
           <w:top w:val="single" w:sz="8" w:space="0" w:color="000000"/>
@@ -802,6 +842,7 @@
       <w:tblGrid>
         <w:gridCol w:w="5400"/>
         <w:gridCol w:w="5400"/>
+        <w:gridCol w:w="5400"/>
       </w:tblGrid>
       <w:tr>
         <w:tc>
@@ -856,22 +897,13 @@
               <w:spacing w:line="240" w:lineRule="auto"/>
             </w:pPr>
             <w:r>
-              <w:t>[Student Name]</w:t>
-            </w:r>
-          </w:p>
-        </w:tc>
-      </w:tr>
-      <w:tr>
+              <w:t>Daniel Perrotta</w:t>
+            </w:r>
+          </w:p>
+        </w:tc>
         <w:tc>
           <w:tcPr>
             <w:tcW w:w="5400" w:type="dxa"/>
-            <w:shd w:val="clear" w:color="auto" w:fill="auto"/>
-            <w:tcMar>
-              <w:top w:w="100" w:type="dxa"/>
-              <w:left w:w="100" w:type="dxa"/>
-              <w:bottom w:w="100" w:type="dxa"/>
-              <w:right w:w="100" w:type="dxa"/>
-            </w:tcMar>
           </w:tcPr>
           <w:p>
             <w:pPr>
@@ -885,11 +917,18 @@
               </w:pBdr>
               <w:spacing w:line="240" w:lineRule="auto"/>
             </w:pPr>
-            <w:r>
-              <w:t>User Story</w:t>
-            </w:r>
-          </w:p>
-        </w:tc>
+            <w:proofErr w:type="spellStart"/>
+            <w:r>
+              <w:t>Buhaan</w:t>
+            </w:r>
+            <w:proofErr w:type="spellEnd"/>
+            <w:r>
+              <w:t xml:space="preserve"> Bhuiyan</w:t>
+            </w:r>
+          </w:p>
+        </w:tc>
+      </w:tr>
+      <w:tr>
         <w:tc>
           <w:tcPr>
             <w:tcW w:w="5400" w:type="dxa"/>
@@ -912,6 +951,77 @@
                 <w:between w:val="nil"/>
               </w:pBdr>
               <w:spacing w:line="240" w:lineRule="auto"/>
+            </w:pPr>
+            <w:r>
+              <w:t>User Story</w:t>
+            </w:r>
+          </w:p>
+        </w:tc>
+        <w:tc>
+          <w:tcPr>
+            <w:tcW w:w="5400" w:type="dxa"/>
+            <w:shd w:val="clear" w:color="auto" w:fill="auto"/>
+            <w:tcMar>
+              <w:top w:w="100" w:type="dxa"/>
+              <w:left w:w="100" w:type="dxa"/>
+              <w:bottom w:w="100" w:type="dxa"/>
+              <w:right w:w="100" w:type="dxa"/>
+            </w:tcMar>
+          </w:tcPr>
+          <w:p>
+            <w:pPr>
+              <w:rPr>
+                <w:rFonts w:asciiTheme="majorHAnsi" w:eastAsia="Consolas" w:hAnsiTheme="majorHAnsi" w:cstheme="majorHAnsi"/>
+                <w:color w:val="0F172A"/>
+              </w:rPr>
+            </w:pPr>
+            <w:r>
+              <w:rPr>
+                <w:rFonts w:asciiTheme="majorHAnsi" w:eastAsia="Consolas" w:hAnsiTheme="majorHAnsi" w:cstheme="majorHAnsi"/>
+                <w:color w:val="0F172A"/>
+              </w:rPr>
+              <w:t>As a fitness-oriented user;</w:t>
+            </w:r>
+            <w:r>
+              <w:rPr>
+                <w:rFonts w:asciiTheme="majorHAnsi" w:eastAsia="Consolas" w:hAnsiTheme="majorHAnsi" w:cstheme="majorHAnsi"/>
+                <w:color w:val="0F172A"/>
+              </w:rPr>
+              <w:t xml:space="preserve"> </w:t>
+            </w:r>
+            <w:r>
+              <w:rPr>
+                <w:rFonts w:asciiTheme="majorHAnsi" w:eastAsia="Consolas" w:hAnsiTheme="majorHAnsi" w:cstheme="majorHAnsi"/>
+                <w:color w:val="0F172A"/>
+              </w:rPr>
+              <w:t>I want to able to record my daily nutrition and fitness goals,</w:t>
+            </w:r>
+            <w:r>
+              <w:rPr>
+                <w:rFonts w:asciiTheme="majorHAnsi" w:eastAsia="Consolas" w:hAnsiTheme="majorHAnsi" w:cstheme="majorHAnsi"/>
+                <w:color w:val="0F172A"/>
+              </w:rPr>
+              <w:t xml:space="preserve"> s</w:t>
+            </w:r>
+            <w:r>
+              <w:rPr>
+                <w:rFonts w:asciiTheme="majorHAnsi" w:eastAsia="Consolas" w:hAnsiTheme="majorHAnsi" w:cstheme="majorHAnsi"/>
+                <w:color w:val="0F172A"/>
+              </w:rPr>
+              <w:t>o that I can consistently track and monitor my nutrition goals and workouts to achieve my dream physique.</w:t>
+            </w:r>
+          </w:p>
+        </w:tc>
+        <w:tc>
+          <w:tcPr>
+            <w:tcW w:w="5400" w:type="dxa"/>
+          </w:tcPr>
+          <w:p>
+            <w:pPr>
+              <w:rPr>
+                <w:rFonts w:asciiTheme="majorHAnsi" w:eastAsia="Consolas" w:hAnsiTheme="majorHAnsi" w:cstheme="majorHAnsi"/>
+                <w:color w:val="0F172A"/>
+              </w:rPr>
             </w:pPr>
           </w:p>
         </w:tc>
@@ -929,8 +1039,8 @@
       <w:pPr>
         <w:pStyle w:val="Heading2"/>
       </w:pPr>
-      <w:bookmarkStart w:id="5" w:name="_ty07swxdt2id" w:colFirst="0" w:colLast="0"/>
-      <w:bookmarkEnd w:id="5"/>
+      <w:bookmarkStart w:id="6" w:name="_ty07swxdt2id" w:colFirst="0" w:colLast="0"/>
+      <w:bookmarkEnd w:id="6"/>
       <w:r>
         <w:lastRenderedPageBreak/>
         <w:t>Program Features</w:t>
@@ -1008,7 +1118,14 @@
                 <w:rFonts w:ascii="Calibri" w:eastAsia="Calibri" w:hAnsi="Calibri" w:cs="Calibri"/>
                 <w:b/>
               </w:rPr>
-              <w:t>Team member Name: [Student Name]</w:t>
+              <w:t>Team member Name:</w:t>
+            </w:r>
+            <w:r>
+              <w:rPr>
+                <w:rFonts w:ascii="Calibri" w:eastAsia="Calibri" w:hAnsi="Calibri" w:cs="Calibri"/>
+                <w:b/>
+              </w:rPr>
+              <w:t xml:space="preserve"> Daniel Perrotta</w:t>
             </w:r>
           </w:p>
         </w:tc>
@@ -1218,21 +1335,13 @@
               <w:rPr>
                 <w:rFonts w:ascii="Calibri" w:eastAsia="Calibri" w:hAnsi="Calibri" w:cs="Calibri"/>
               </w:rPr>
-              <w:t xml:space="preserve">[For </w:t>
-            </w:r>
-            <w:proofErr w:type="gramStart"/>
-            <w:r>
-              <w:rPr>
-                <w:rFonts w:ascii="Calibri" w:eastAsia="Calibri" w:hAnsi="Calibri" w:cs="Calibri"/>
-              </w:rPr>
-              <w:t>example</w:t>
-            </w:r>
-            <w:proofErr w:type="gramEnd"/>
-            <w:r>
-              <w:rPr>
-                <w:rFonts w:ascii="Calibri" w:eastAsia="Calibri" w:hAnsi="Calibri" w:cs="Calibri"/>
-              </w:rPr>
-              <w:t xml:space="preserve"> a window displaying employees and the user can add an employee]</w:t>
+              <w:t xml:space="preserve">A main window (dashboard) that allows the user </w:t>
+            </w:r>
+            <w:r>
+              <w:rPr>
+                <w:rFonts w:ascii="Calibri" w:eastAsia="Calibri" w:hAnsi="Calibri" w:cs="Calibri"/>
+              </w:rPr>
+              <w:t>to navigate to different parts of the application.</w:t>
             </w:r>
           </w:p>
         </w:tc>
@@ -1464,6 +1573,1428 @@
               <w:rPr>
                 <w:rFonts w:ascii="Calibri" w:eastAsia="Calibri" w:hAnsi="Calibri" w:cs="Calibri"/>
               </w:rPr>
+              <w:t>At least one Model class.</w:t>
+            </w:r>
+          </w:p>
+        </w:tc>
+        <w:tc>
+          <w:tcPr>
+            <w:tcW w:w="2922" w:type="dxa"/>
+            <w:shd w:val="clear" w:color="auto" w:fill="auto"/>
+            <w:tcMar>
+              <w:top w:w="100" w:type="dxa"/>
+              <w:left w:w="100" w:type="dxa"/>
+              <w:bottom w:w="100" w:type="dxa"/>
+              <w:right w:w="100" w:type="dxa"/>
+            </w:tcMar>
+          </w:tcPr>
+          <w:p>
+            <w:pPr>
+              <w:widowControl w:val="0"/>
+              <w:spacing w:line="240" w:lineRule="auto"/>
+              <w:rPr>
+                <w:rFonts w:ascii="Calibri" w:eastAsia="Calibri" w:hAnsi="Calibri" w:cs="Calibri"/>
+              </w:rPr>
+            </w:pPr>
+            <w:r>
+              <w:rPr>
+                <w:rFonts w:ascii="Calibri" w:eastAsia="Calibri" w:hAnsi="Calibri" w:cs="Calibri"/>
+              </w:rPr>
+              <w:t>[description]</w:t>
+            </w:r>
+          </w:p>
+        </w:tc>
+        <w:tc>
+          <w:tcPr>
+            <w:tcW w:w="1380" w:type="dxa"/>
+            <w:shd w:val="clear" w:color="auto" w:fill="auto"/>
+            <w:tcMar>
+              <w:top w:w="100" w:type="dxa"/>
+              <w:left w:w="100" w:type="dxa"/>
+              <w:bottom w:w="100" w:type="dxa"/>
+              <w:right w:w="100" w:type="dxa"/>
+            </w:tcMar>
+          </w:tcPr>
+          <w:p>
+            <w:pPr>
+              <w:widowControl w:val="0"/>
+              <w:spacing w:line="240" w:lineRule="auto"/>
+              <w:jc w:val="center"/>
+              <w:rPr>
+                <w:rFonts w:ascii="Calibri" w:eastAsia="Calibri" w:hAnsi="Calibri" w:cs="Calibri"/>
+              </w:rPr>
+            </w:pPr>
+            <w:r>
+              <w:rPr>
+                <w:rFonts w:ascii="Calibri" w:eastAsia="Calibri" w:hAnsi="Calibri" w:cs="Calibri"/>
+              </w:rPr>
+              <w:t>5%</w:t>
+            </w:r>
+          </w:p>
+        </w:tc>
+      </w:tr>
+      <w:tr>
+        <w:tc>
+          <w:tcPr>
+            <w:tcW w:w="5778" w:type="dxa"/>
+            <w:shd w:val="clear" w:color="auto" w:fill="auto"/>
+            <w:tcMar>
+              <w:top w:w="100" w:type="dxa"/>
+              <w:left w:w="100" w:type="dxa"/>
+              <w:bottom w:w="100" w:type="dxa"/>
+              <w:right w:w="100" w:type="dxa"/>
+            </w:tcMar>
+          </w:tcPr>
+          <w:p>
+            <w:pPr>
+              <w:widowControl w:val="0"/>
+              <w:spacing w:line="240" w:lineRule="auto"/>
+              <w:rPr>
+                <w:rFonts w:ascii="Calibri" w:eastAsia="Calibri" w:hAnsi="Calibri" w:cs="Calibri"/>
+              </w:rPr>
+            </w:pPr>
+            <w:r>
+              <w:rPr>
+                <w:rFonts w:ascii="Calibri" w:eastAsia="Calibri" w:hAnsi="Calibri" w:cs="Calibri"/>
+              </w:rPr>
+              <w:t>At least one Controller class.</w:t>
+            </w:r>
+          </w:p>
+        </w:tc>
+        <w:tc>
+          <w:tcPr>
+            <w:tcW w:w="2922" w:type="dxa"/>
+            <w:shd w:val="clear" w:color="auto" w:fill="auto"/>
+            <w:tcMar>
+              <w:top w:w="100" w:type="dxa"/>
+              <w:left w:w="100" w:type="dxa"/>
+              <w:bottom w:w="100" w:type="dxa"/>
+              <w:right w:w="100" w:type="dxa"/>
+            </w:tcMar>
+          </w:tcPr>
+          <w:p>
+            <w:pPr>
+              <w:widowControl w:val="0"/>
+              <w:spacing w:line="240" w:lineRule="auto"/>
+              <w:rPr>
+                <w:rFonts w:ascii="Calibri" w:eastAsia="Calibri" w:hAnsi="Calibri" w:cs="Calibri"/>
+              </w:rPr>
+            </w:pPr>
+            <w:r>
+              <w:rPr>
+                <w:rFonts w:ascii="Calibri" w:eastAsia="Calibri" w:hAnsi="Calibri" w:cs="Calibri"/>
+              </w:rPr>
+              <w:t>[description]</w:t>
+            </w:r>
+          </w:p>
+        </w:tc>
+        <w:tc>
+          <w:tcPr>
+            <w:tcW w:w="1380" w:type="dxa"/>
+            <w:shd w:val="clear" w:color="auto" w:fill="auto"/>
+            <w:tcMar>
+              <w:top w:w="100" w:type="dxa"/>
+              <w:left w:w="100" w:type="dxa"/>
+              <w:bottom w:w="100" w:type="dxa"/>
+              <w:right w:w="100" w:type="dxa"/>
+            </w:tcMar>
+          </w:tcPr>
+          <w:p>
+            <w:pPr>
+              <w:widowControl w:val="0"/>
+              <w:spacing w:line="240" w:lineRule="auto"/>
+              <w:jc w:val="center"/>
+              <w:rPr>
+                <w:rFonts w:ascii="Calibri" w:eastAsia="Calibri" w:hAnsi="Calibri" w:cs="Calibri"/>
+              </w:rPr>
+            </w:pPr>
+            <w:r>
+              <w:rPr>
+                <w:rFonts w:ascii="Calibri" w:eastAsia="Calibri" w:hAnsi="Calibri" w:cs="Calibri"/>
+              </w:rPr>
+              <w:t>5%</w:t>
+            </w:r>
+          </w:p>
+        </w:tc>
+      </w:tr>
+      <w:tr>
+        <w:tc>
+          <w:tcPr>
+            <w:tcW w:w="5778" w:type="dxa"/>
+            <w:shd w:val="clear" w:color="auto" w:fill="auto"/>
+            <w:tcMar>
+              <w:top w:w="100" w:type="dxa"/>
+              <w:left w:w="100" w:type="dxa"/>
+              <w:bottom w:w="100" w:type="dxa"/>
+              <w:right w:w="100" w:type="dxa"/>
+            </w:tcMar>
+          </w:tcPr>
+          <w:p>
+            <w:pPr>
+              <w:widowControl w:val="0"/>
+              <w:spacing w:line="240" w:lineRule="auto"/>
+              <w:rPr>
+                <w:rFonts w:ascii="Calibri" w:eastAsia="Calibri" w:hAnsi="Calibri" w:cs="Calibri"/>
+              </w:rPr>
+            </w:pPr>
+            <w:r>
+              <w:rPr>
+                <w:rFonts w:ascii="Calibri" w:eastAsia="Calibri" w:hAnsi="Calibri" w:cs="Calibri"/>
+              </w:rPr>
+              <w:t>At least one View class.</w:t>
+            </w:r>
+          </w:p>
+        </w:tc>
+        <w:tc>
+          <w:tcPr>
+            <w:tcW w:w="2922" w:type="dxa"/>
+            <w:shd w:val="clear" w:color="auto" w:fill="auto"/>
+            <w:tcMar>
+              <w:top w:w="100" w:type="dxa"/>
+              <w:left w:w="100" w:type="dxa"/>
+              <w:bottom w:w="100" w:type="dxa"/>
+              <w:right w:w="100" w:type="dxa"/>
+            </w:tcMar>
+          </w:tcPr>
+          <w:p>
+            <w:pPr>
+              <w:widowControl w:val="0"/>
+              <w:spacing w:line="240" w:lineRule="auto"/>
+              <w:rPr>
+                <w:rFonts w:ascii="Calibri" w:eastAsia="Calibri" w:hAnsi="Calibri" w:cs="Calibri"/>
+              </w:rPr>
+            </w:pPr>
+            <w:r>
+              <w:rPr>
+                <w:rFonts w:ascii="Calibri" w:eastAsia="Calibri" w:hAnsi="Calibri" w:cs="Calibri"/>
+              </w:rPr>
+              <w:t>[description]</w:t>
+            </w:r>
+          </w:p>
+        </w:tc>
+        <w:tc>
+          <w:tcPr>
+            <w:tcW w:w="1380" w:type="dxa"/>
+            <w:shd w:val="clear" w:color="auto" w:fill="auto"/>
+            <w:tcMar>
+              <w:top w:w="100" w:type="dxa"/>
+              <w:left w:w="100" w:type="dxa"/>
+              <w:bottom w:w="100" w:type="dxa"/>
+              <w:right w:w="100" w:type="dxa"/>
+            </w:tcMar>
+          </w:tcPr>
+          <w:p>
+            <w:pPr>
+              <w:widowControl w:val="0"/>
+              <w:spacing w:line="240" w:lineRule="auto"/>
+              <w:jc w:val="center"/>
+              <w:rPr>
+                <w:rFonts w:ascii="Calibri" w:eastAsia="Calibri" w:hAnsi="Calibri" w:cs="Calibri"/>
+              </w:rPr>
+            </w:pPr>
+            <w:r>
+              <w:rPr>
+                <w:rFonts w:ascii="Calibri" w:eastAsia="Calibri" w:hAnsi="Calibri" w:cs="Calibri"/>
+              </w:rPr>
+              <w:t>5%</w:t>
+            </w:r>
+          </w:p>
+        </w:tc>
+      </w:tr>
+      <w:tr>
+        <w:tc>
+          <w:tcPr>
+            <w:tcW w:w="5778" w:type="dxa"/>
+            <w:shd w:val="clear" w:color="auto" w:fill="auto"/>
+            <w:tcMar>
+              <w:top w:w="100" w:type="dxa"/>
+              <w:left w:w="100" w:type="dxa"/>
+              <w:bottom w:w="100" w:type="dxa"/>
+              <w:right w:w="100" w:type="dxa"/>
+            </w:tcMar>
+          </w:tcPr>
+          <w:p>
+            <w:pPr>
+              <w:widowControl w:val="0"/>
+              <w:spacing w:line="240" w:lineRule="auto"/>
+              <w:rPr>
+                <w:rFonts w:ascii="Calibri" w:eastAsia="Calibri" w:hAnsi="Calibri" w:cs="Calibri"/>
+              </w:rPr>
+            </w:pPr>
+            <w:r>
+              <w:rPr>
+                <w:rFonts w:ascii="Calibri" w:eastAsia="Calibri" w:hAnsi="Calibri" w:cs="Calibri"/>
+              </w:rPr>
+              <w:t>At least one Event handler.</w:t>
+            </w:r>
+          </w:p>
+        </w:tc>
+        <w:tc>
+          <w:tcPr>
+            <w:tcW w:w="2922" w:type="dxa"/>
+            <w:shd w:val="clear" w:color="auto" w:fill="auto"/>
+            <w:tcMar>
+              <w:top w:w="100" w:type="dxa"/>
+              <w:left w:w="100" w:type="dxa"/>
+              <w:bottom w:w="100" w:type="dxa"/>
+              <w:right w:w="100" w:type="dxa"/>
+            </w:tcMar>
+          </w:tcPr>
+          <w:p>
+            <w:pPr>
+              <w:widowControl w:val="0"/>
+              <w:spacing w:line="240" w:lineRule="auto"/>
+              <w:rPr>
+                <w:rFonts w:ascii="Calibri" w:eastAsia="Calibri" w:hAnsi="Calibri" w:cs="Calibri"/>
+              </w:rPr>
+            </w:pPr>
+            <w:r>
+              <w:rPr>
+                <w:rFonts w:ascii="Calibri" w:eastAsia="Calibri" w:hAnsi="Calibri" w:cs="Calibri"/>
+              </w:rPr>
+              <w:t>[description]</w:t>
+            </w:r>
+          </w:p>
+        </w:tc>
+        <w:tc>
+          <w:tcPr>
+            <w:tcW w:w="1380" w:type="dxa"/>
+            <w:shd w:val="clear" w:color="auto" w:fill="auto"/>
+            <w:tcMar>
+              <w:top w:w="100" w:type="dxa"/>
+              <w:left w:w="100" w:type="dxa"/>
+              <w:bottom w:w="100" w:type="dxa"/>
+              <w:right w:w="100" w:type="dxa"/>
+            </w:tcMar>
+          </w:tcPr>
+          <w:p>
+            <w:pPr>
+              <w:widowControl w:val="0"/>
+              <w:spacing w:line="240" w:lineRule="auto"/>
+              <w:jc w:val="center"/>
+              <w:rPr>
+                <w:rFonts w:ascii="Calibri" w:eastAsia="Calibri" w:hAnsi="Calibri" w:cs="Calibri"/>
+              </w:rPr>
+            </w:pPr>
+            <w:r>
+              <w:rPr>
+                <w:rFonts w:ascii="Calibri" w:eastAsia="Calibri" w:hAnsi="Calibri" w:cs="Calibri"/>
+              </w:rPr>
+              <w:t>10%</w:t>
+            </w:r>
+          </w:p>
+        </w:tc>
+      </w:tr>
+      <w:tr>
+        <w:tc>
+          <w:tcPr>
+            <w:tcW w:w="5778" w:type="dxa"/>
+            <w:shd w:val="clear" w:color="auto" w:fill="auto"/>
+            <w:tcMar>
+              <w:top w:w="100" w:type="dxa"/>
+              <w:left w:w="100" w:type="dxa"/>
+              <w:bottom w:w="100" w:type="dxa"/>
+              <w:right w:w="100" w:type="dxa"/>
+            </w:tcMar>
+          </w:tcPr>
+          <w:p>
+            <w:pPr>
+              <w:widowControl w:val="0"/>
+              <w:spacing w:line="240" w:lineRule="auto"/>
+              <w:rPr>
+                <w:rFonts w:ascii="Calibri" w:eastAsia="Calibri" w:hAnsi="Calibri" w:cs="Calibri"/>
+              </w:rPr>
+            </w:pPr>
+            <w:r>
+              <w:rPr>
+                <w:rFonts w:ascii="Calibri" w:eastAsia="Calibri" w:hAnsi="Calibri" w:cs="Calibri"/>
+              </w:rPr>
+              <w:t>Factory Design Pattern.</w:t>
+            </w:r>
+          </w:p>
+        </w:tc>
+        <w:tc>
+          <w:tcPr>
+            <w:tcW w:w="2922" w:type="dxa"/>
+            <w:shd w:val="clear" w:color="auto" w:fill="auto"/>
+            <w:tcMar>
+              <w:top w:w="100" w:type="dxa"/>
+              <w:left w:w="100" w:type="dxa"/>
+              <w:bottom w:w="100" w:type="dxa"/>
+              <w:right w:w="100" w:type="dxa"/>
+            </w:tcMar>
+          </w:tcPr>
+          <w:p>
+            <w:pPr>
+              <w:widowControl w:val="0"/>
+              <w:spacing w:line="240" w:lineRule="auto"/>
+              <w:rPr>
+                <w:rFonts w:ascii="Calibri" w:eastAsia="Calibri" w:hAnsi="Calibri" w:cs="Calibri"/>
+              </w:rPr>
+            </w:pPr>
+          </w:p>
+        </w:tc>
+        <w:tc>
+          <w:tcPr>
+            <w:tcW w:w="1380" w:type="dxa"/>
+            <w:shd w:val="clear" w:color="auto" w:fill="auto"/>
+            <w:tcMar>
+              <w:top w:w="100" w:type="dxa"/>
+              <w:left w:w="100" w:type="dxa"/>
+              <w:bottom w:w="100" w:type="dxa"/>
+              <w:right w:w="100" w:type="dxa"/>
+            </w:tcMar>
+          </w:tcPr>
+          <w:p>
+            <w:pPr>
+              <w:widowControl w:val="0"/>
+              <w:spacing w:line="240" w:lineRule="auto"/>
+              <w:jc w:val="center"/>
+              <w:rPr>
+                <w:rFonts w:ascii="Calibri" w:eastAsia="Calibri" w:hAnsi="Calibri" w:cs="Calibri"/>
+              </w:rPr>
+            </w:pPr>
+            <w:r>
+              <w:rPr>
+                <w:rFonts w:ascii="Calibri" w:eastAsia="Calibri" w:hAnsi="Calibri" w:cs="Calibri"/>
+              </w:rPr>
+              <w:t>10%</w:t>
+            </w:r>
+          </w:p>
+        </w:tc>
+      </w:tr>
+      <w:tr>
+        <w:tc>
+          <w:tcPr>
+            <w:tcW w:w="5778" w:type="dxa"/>
+            <w:shd w:val="clear" w:color="auto" w:fill="auto"/>
+            <w:tcMar>
+              <w:top w:w="100" w:type="dxa"/>
+              <w:left w:w="100" w:type="dxa"/>
+              <w:bottom w:w="100" w:type="dxa"/>
+              <w:right w:w="100" w:type="dxa"/>
+            </w:tcMar>
+          </w:tcPr>
+          <w:p>
+            <w:pPr>
+              <w:widowControl w:val="0"/>
+              <w:spacing w:line="240" w:lineRule="auto"/>
+              <w:rPr>
+                <w:rFonts w:ascii="Calibri" w:eastAsia="Calibri" w:hAnsi="Calibri" w:cs="Calibri"/>
+              </w:rPr>
+            </w:pPr>
+            <w:r>
+              <w:rPr>
+                <w:rFonts w:ascii="Calibri" w:eastAsia="Calibri" w:hAnsi="Calibri" w:cs="Calibri"/>
+              </w:rPr>
+              <w:t>Business logic operation.</w:t>
+            </w:r>
+          </w:p>
+        </w:tc>
+        <w:tc>
+          <w:tcPr>
+            <w:tcW w:w="2922" w:type="dxa"/>
+            <w:shd w:val="clear" w:color="auto" w:fill="auto"/>
+            <w:tcMar>
+              <w:top w:w="100" w:type="dxa"/>
+              <w:left w:w="100" w:type="dxa"/>
+              <w:bottom w:w="100" w:type="dxa"/>
+              <w:right w:w="100" w:type="dxa"/>
+            </w:tcMar>
+          </w:tcPr>
+          <w:p>
+            <w:pPr>
+              <w:widowControl w:val="0"/>
+              <w:spacing w:line="240" w:lineRule="auto"/>
+              <w:rPr>
+                <w:rFonts w:ascii="Calibri" w:eastAsia="Calibri" w:hAnsi="Calibri" w:cs="Calibri"/>
+              </w:rPr>
+            </w:pPr>
+            <w:r>
+              <w:rPr>
+                <w:rFonts w:ascii="Calibri" w:eastAsia="Calibri" w:hAnsi="Calibri" w:cs="Calibri"/>
+              </w:rPr>
+              <w:t>[description]</w:t>
+            </w:r>
+          </w:p>
+        </w:tc>
+        <w:tc>
+          <w:tcPr>
+            <w:tcW w:w="1380" w:type="dxa"/>
+            <w:shd w:val="clear" w:color="auto" w:fill="auto"/>
+            <w:tcMar>
+              <w:top w:w="100" w:type="dxa"/>
+              <w:left w:w="100" w:type="dxa"/>
+              <w:bottom w:w="100" w:type="dxa"/>
+              <w:right w:w="100" w:type="dxa"/>
+            </w:tcMar>
+          </w:tcPr>
+          <w:p>
+            <w:pPr>
+              <w:widowControl w:val="0"/>
+              <w:spacing w:line="240" w:lineRule="auto"/>
+              <w:jc w:val="center"/>
+              <w:rPr>
+                <w:rFonts w:ascii="Calibri" w:eastAsia="Calibri" w:hAnsi="Calibri" w:cs="Calibri"/>
+              </w:rPr>
+            </w:pPr>
+            <w:r>
+              <w:rPr>
+                <w:rFonts w:ascii="Calibri" w:eastAsia="Calibri" w:hAnsi="Calibri" w:cs="Calibri"/>
+              </w:rPr>
+              <w:t>15%</w:t>
+            </w:r>
+          </w:p>
+        </w:tc>
+      </w:tr>
+      <w:tr>
+        <w:tc>
+          <w:tcPr>
+            <w:tcW w:w="5778" w:type="dxa"/>
+            <w:shd w:val="clear" w:color="auto" w:fill="auto"/>
+            <w:tcMar>
+              <w:top w:w="100" w:type="dxa"/>
+              <w:left w:w="100" w:type="dxa"/>
+              <w:bottom w:w="100" w:type="dxa"/>
+              <w:right w:w="100" w:type="dxa"/>
+            </w:tcMar>
+          </w:tcPr>
+          <w:p>
+            <w:pPr>
+              <w:widowControl w:val="0"/>
+              <w:spacing w:line="240" w:lineRule="auto"/>
+              <w:rPr>
+                <w:rFonts w:ascii="Calibri" w:eastAsia="Calibri" w:hAnsi="Calibri" w:cs="Calibri"/>
+              </w:rPr>
+            </w:pPr>
+            <w:r>
+              <w:rPr>
+                <w:rFonts w:ascii="Calibri" w:eastAsia="Calibri" w:hAnsi="Calibri" w:cs="Calibri"/>
+              </w:rPr>
+              <w:t xml:space="preserve">Implement a data structure that is either a Queue, </w:t>
+            </w:r>
+            <w:proofErr w:type="spellStart"/>
+            <w:r>
+              <w:rPr>
+                <w:rFonts w:ascii="Calibri" w:eastAsia="Calibri" w:hAnsi="Calibri" w:cs="Calibri"/>
+              </w:rPr>
+              <w:t>ArrayDeque</w:t>
+            </w:r>
+            <w:proofErr w:type="spellEnd"/>
+            <w:r>
+              <w:rPr>
+                <w:rFonts w:ascii="Calibri" w:eastAsia="Calibri" w:hAnsi="Calibri" w:cs="Calibri"/>
+              </w:rPr>
+              <w:t>, Tree, or a HashMap to support the business logic operation.</w:t>
+            </w:r>
+          </w:p>
+        </w:tc>
+        <w:tc>
+          <w:tcPr>
+            <w:tcW w:w="2922" w:type="dxa"/>
+            <w:shd w:val="clear" w:color="auto" w:fill="auto"/>
+            <w:tcMar>
+              <w:top w:w="100" w:type="dxa"/>
+              <w:left w:w="100" w:type="dxa"/>
+              <w:bottom w:w="100" w:type="dxa"/>
+              <w:right w:w="100" w:type="dxa"/>
+            </w:tcMar>
+          </w:tcPr>
+          <w:p>
+            <w:pPr>
+              <w:widowControl w:val="0"/>
+              <w:spacing w:line="240" w:lineRule="auto"/>
+              <w:rPr>
+                <w:rFonts w:ascii="Calibri" w:eastAsia="Calibri" w:hAnsi="Calibri" w:cs="Calibri"/>
+              </w:rPr>
+            </w:pPr>
+            <w:r>
+              <w:rPr>
+                <w:rFonts w:ascii="Calibri" w:eastAsia="Calibri" w:hAnsi="Calibri" w:cs="Calibri"/>
+              </w:rPr>
+              <w:t>[description]</w:t>
+            </w:r>
+          </w:p>
+        </w:tc>
+        <w:tc>
+          <w:tcPr>
+            <w:tcW w:w="1380" w:type="dxa"/>
+            <w:shd w:val="clear" w:color="auto" w:fill="auto"/>
+            <w:tcMar>
+              <w:top w:w="100" w:type="dxa"/>
+              <w:left w:w="100" w:type="dxa"/>
+              <w:bottom w:w="100" w:type="dxa"/>
+              <w:right w:w="100" w:type="dxa"/>
+            </w:tcMar>
+          </w:tcPr>
+          <w:p>
+            <w:pPr>
+              <w:widowControl w:val="0"/>
+              <w:spacing w:line="240" w:lineRule="auto"/>
+              <w:jc w:val="center"/>
+              <w:rPr>
+                <w:rFonts w:ascii="Calibri" w:eastAsia="Calibri" w:hAnsi="Calibri" w:cs="Calibri"/>
+              </w:rPr>
+            </w:pPr>
+            <w:r>
+              <w:rPr>
+                <w:rFonts w:ascii="Calibri" w:eastAsia="Calibri" w:hAnsi="Calibri" w:cs="Calibri"/>
+              </w:rPr>
+              <w:t>10%</w:t>
+            </w:r>
+          </w:p>
+        </w:tc>
+      </w:tr>
+      <w:tr>
+        <w:tc>
+          <w:tcPr>
+            <w:tcW w:w="5778" w:type="dxa"/>
+            <w:shd w:val="clear" w:color="auto" w:fill="auto"/>
+            <w:tcMar>
+              <w:top w:w="100" w:type="dxa"/>
+              <w:left w:w="100" w:type="dxa"/>
+              <w:bottom w:w="100" w:type="dxa"/>
+              <w:right w:w="100" w:type="dxa"/>
+            </w:tcMar>
+          </w:tcPr>
+          <w:p>
+            <w:pPr>
+              <w:widowControl w:val="0"/>
+              <w:spacing w:line="240" w:lineRule="auto"/>
+              <w:rPr>
+                <w:rFonts w:ascii="Calibri" w:eastAsia="Calibri" w:hAnsi="Calibri" w:cs="Calibri"/>
+              </w:rPr>
+            </w:pPr>
+            <w:r>
+              <w:rPr>
+                <w:rFonts w:ascii="Calibri" w:eastAsia="Calibri" w:hAnsi="Calibri" w:cs="Calibri"/>
+              </w:rPr>
+              <w:t>Implement a parallel processing task.</w:t>
+            </w:r>
+          </w:p>
+        </w:tc>
+        <w:tc>
+          <w:tcPr>
+            <w:tcW w:w="2922" w:type="dxa"/>
+            <w:shd w:val="clear" w:color="auto" w:fill="auto"/>
+            <w:tcMar>
+              <w:top w:w="100" w:type="dxa"/>
+              <w:left w:w="100" w:type="dxa"/>
+              <w:bottom w:w="100" w:type="dxa"/>
+              <w:right w:w="100" w:type="dxa"/>
+            </w:tcMar>
+          </w:tcPr>
+          <w:p>
+            <w:pPr>
+              <w:widowControl w:val="0"/>
+              <w:spacing w:line="240" w:lineRule="auto"/>
+              <w:rPr>
+                <w:rFonts w:ascii="Calibri" w:eastAsia="Calibri" w:hAnsi="Calibri" w:cs="Calibri"/>
+              </w:rPr>
+            </w:pPr>
+            <w:r>
+              <w:rPr>
+                <w:rFonts w:ascii="Calibri" w:eastAsia="Calibri" w:hAnsi="Calibri" w:cs="Calibri"/>
+              </w:rPr>
+              <w:t>[description]</w:t>
+            </w:r>
+          </w:p>
+        </w:tc>
+        <w:tc>
+          <w:tcPr>
+            <w:tcW w:w="1380" w:type="dxa"/>
+            <w:shd w:val="clear" w:color="auto" w:fill="auto"/>
+            <w:tcMar>
+              <w:top w:w="100" w:type="dxa"/>
+              <w:left w:w="100" w:type="dxa"/>
+              <w:bottom w:w="100" w:type="dxa"/>
+              <w:right w:w="100" w:type="dxa"/>
+            </w:tcMar>
+          </w:tcPr>
+          <w:p>
+            <w:pPr>
+              <w:widowControl w:val="0"/>
+              <w:spacing w:line="240" w:lineRule="auto"/>
+              <w:jc w:val="center"/>
+              <w:rPr>
+                <w:rFonts w:ascii="Calibri" w:eastAsia="Calibri" w:hAnsi="Calibri" w:cs="Calibri"/>
+              </w:rPr>
+            </w:pPr>
+            <w:r>
+              <w:rPr>
+                <w:rFonts w:ascii="Calibri" w:eastAsia="Calibri" w:hAnsi="Calibri" w:cs="Calibri"/>
+              </w:rPr>
+              <w:t>10%</w:t>
+            </w:r>
+          </w:p>
+        </w:tc>
+      </w:tr>
+      <w:tr>
+        <w:tc>
+          <w:tcPr>
+            <w:tcW w:w="5778" w:type="dxa"/>
+            <w:shd w:val="clear" w:color="auto" w:fill="auto"/>
+            <w:tcMar>
+              <w:top w:w="100" w:type="dxa"/>
+              <w:left w:w="100" w:type="dxa"/>
+              <w:bottom w:w="100" w:type="dxa"/>
+              <w:right w:w="100" w:type="dxa"/>
+            </w:tcMar>
+          </w:tcPr>
+          <w:p>
+            <w:pPr>
+              <w:widowControl w:val="0"/>
+              <w:spacing w:line="240" w:lineRule="auto"/>
+              <w:rPr>
+                <w:rFonts w:ascii="Calibri" w:eastAsia="Calibri" w:hAnsi="Calibri" w:cs="Calibri"/>
+              </w:rPr>
+            </w:pPr>
+            <w:r>
+              <w:rPr>
+                <w:rFonts w:ascii="Calibri" w:eastAsia="Calibri" w:hAnsi="Calibri" w:cs="Calibri"/>
+              </w:rPr>
+              <w:t>SQL Injection prevention for all queries.</w:t>
+            </w:r>
+          </w:p>
+        </w:tc>
+        <w:tc>
+          <w:tcPr>
+            <w:tcW w:w="2922" w:type="dxa"/>
+            <w:shd w:val="clear" w:color="auto" w:fill="auto"/>
+            <w:tcMar>
+              <w:top w:w="100" w:type="dxa"/>
+              <w:left w:w="100" w:type="dxa"/>
+              <w:bottom w:w="100" w:type="dxa"/>
+              <w:right w:w="100" w:type="dxa"/>
+            </w:tcMar>
+          </w:tcPr>
+          <w:p>
+            <w:pPr>
+              <w:widowControl w:val="0"/>
+              <w:spacing w:line="240" w:lineRule="auto"/>
+              <w:rPr>
+                <w:rFonts w:ascii="Calibri" w:eastAsia="Calibri" w:hAnsi="Calibri" w:cs="Calibri"/>
+              </w:rPr>
+            </w:pPr>
+          </w:p>
+        </w:tc>
+        <w:tc>
+          <w:tcPr>
+            <w:tcW w:w="1380" w:type="dxa"/>
+            <w:shd w:val="clear" w:color="auto" w:fill="auto"/>
+            <w:tcMar>
+              <w:top w:w="100" w:type="dxa"/>
+              <w:left w:w="100" w:type="dxa"/>
+              <w:bottom w:w="100" w:type="dxa"/>
+              <w:right w:w="100" w:type="dxa"/>
+            </w:tcMar>
+          </w:tcPr>
+          <w:p>
+            <w:pPr>
+              <w:widowControl w:val="0"/>
+              <w:spacing w:line="240" w:lineRule="auto"/>
+              <w:jc w:val="center"/>
+              <w:rPr>
+                <w:rFonts w:ascii="Calibri" w:eastAsia="Calibri" w:hAnsi="Calibri" w:cs="Calibri"/>
+              </w:rPr>
+            </w:pPr>
+            <w:r>
+              <w:rPr>
+                <w:rFonts w:ascii="Calibri" w:eastAsia="Calibri" w:hAnsi="Calibri" w:cs="Calibri"/>
+              </w:rPr>
+              <w:t>5%</w:t>
+            </w:r>
+          </w:p>
+        </w:tc>
+      </w:tr>
+      <w:tr>
+        <w:tc>
+          <w:tcPr>
+            <w:tcW w:w="5778" w:type="dxa"/>
+            <w:shd w:val="clear" w:color="auto" w:fill="auto"/>
+            <w:tcMar>
+              <w:top w:w="100" w:type="dxa"/>
+              <w:left w:w="100" w:type="dxa"/>
+              <w:bottom w:w="100" w:type="dxa"/>
+              <w:right w:w="100" w:type="dxa"/>
+            </w:tcMar>
+          </w:tcPr>
+          <w:p>
+            <w:pPr>
+              <w:widowControl w:val="0"/>
+              <w:pBdr>
+                <w:top w:val="nil"/>
+                <w:left w:val="nil"/>
+                <w:bottom w:val="nil"/>
+                <w:right w:val="nil"/>
+                <w:between w:val="nil"/>
+              </w:pBdr>
+              <w:spacing w:line="240" w:lineRule="auto"/>
+              <w:rPr>
+                <w:rFonts w:ascii="Calibri" w:eastAsia="Calibri" w:hAnsi="Calibri" w:cs="Calibri"/>
+              </w:rPr>
+            </w:pPr>
+            <w:r>
+              <w:rPr>
+                <w:rFonts w:ascii="Calibri" w:eastAsia="Calibri" w:hAnsi="Calibri" w:cs="Calibri"/>
+              </w:rPr>
+              <w:t>Storage of database credentials in environment variables (as a team);</w:t>
+            </w:r>
+          </w:p>
+        </w:tc>
+        <w:tc>
+          <w:tcPr>
+            <w:tcW w:w="2922" w:type="dxa"/>
+            <w:shd w:val="clear" w:color="auto" w:fill="auto"/>
+            <w:tcMar>
+              <w:top w:w="100" w:type="dxa"/>
+              <w:left w:w="100" w:type="dxa"/>
+              <w:bottom w:w="100" w:type="dxa"/>
+              <w:right w:w="100" w:type="dxa"/>
+            </w:tcMar>
+          </w:tcPr>
+          <w:p>
+            <w:pPr>
+              <w:widowControl w:val="0"/>
+              <w:pBdr>
+                <w:top w:val="nil"/>
+                <w:left w:val="nil"/>
+                <w:bottom w:val="nil"/>
+                <w:right w:val="nil"/>
+                <w:between w:val="nil"/>
+              </w:pBdr>
+              <w:spacing w:line="240" w:lineRule="auto"/>
+              <w:rPr>
+                <w:rFonts w:ascii="Calibri" w:eastAsia="Calibri" w:hAnsi="Calibri" w:cs="Calibri"/>
+              </w:rPr>
+            </w:pPr>
+          </w:p>
+        </w:tc>
+        <w:tc>
+          <w:tcPr>
+            <w:tcW w:w="1380" w:type="dxa"/>
+            <w:shd w:val="clear" w:color="auto" w:fill="auto"/>
+            <w:tcMar>
+              <w:top w:w="100" w:type="dxa"/>
+              <w:left w:w="100" w:type="dxa"/>
+              <w:bottom w:w="100" w:type="dxa"/>
+              <w:right w:w="100" w:type="dxa"/>
+            </w:tcMar>
+          </w:tcPr>
+          <w:p>
+            <w:pPr>
+              <w:widowControl w:val="0"/>
+              <w:spacing w:line="240" w:lineRule="auto"/>
+              <w:jc w:val="center"/>
+              <w:rPr>
+                <w:rFonts w:ascii="Calibri" w:eastAsia="Calibri" w:hAnsi="Calibri" w:cs="Calibri"/>
+              </w:rPr>
+            </w:pPr>
+            <w:r>
+              <w:rPr>
+                <w:rFonts w:ascii="Calibri" w:eastAsia="Calibri" w:hAnsi="Calibri" w:cs="Calibri"/>
+              </w:rPr>
+              <w:t>2%</w:t>
+            </w:r>
+          </w:p>
+        </w:tc>
+      </w:tr>
+      <w:tr>
+        <w:tc>
+          <w:tcPr>
+            <w:tcW w:w="5778" w:type="dxa"/>
+            <w:shd w:val="clear" w:color="auto" w:fill="auto"/>
+            <w:tcMar>
+              <w:top w:w="100" w:type="dxa"/>
+              <w:left w:w="100" w:type="dxa"/>
+              <w:bottom w:w="100" w:type="dxa"/>
+              <w:right w:w="100" w:type="dxa"/>
+            </w:tcMar>
+          </w:tcPr>
+          <w:p>
+            <w:pPr>
+              <w:widowControl w:val="0"/>
+              <w:spacing w:line="240" w:lineRule="auto"/>
+              <w:rPr>
+                <w:rFonts w:ascii="Calibri" w:eastAsia="Calibri" w:hAnsi="Calibri" w:cs="Calibri"/>
+              </w:rPr>
+            </w:pPr>
+            <w:r>
+              <w:rPr>
+                <w:rFonts w:ascii="Calibri" w:eastAsia="Calibri" w:hAnsi="Calibri" w:cs="Calibri"/>
+              </w:rPr>
+              <w:t>Code formatting, comments, annotations, and Unit tests.</w:t>
+            </w:r>
+          </w:p>
+        </w:tc>
+        <w:tc>
+          <w:tcPr>
+            <w:tcW w:w="2922" w:type="dxa"/>
+            <w:shd w:val="clear" w:color="auto" w:fill="auto"/>
+            <w:tcMar>
+              <w:top w:w="100" w:type="dxa"/>
+              <w:left w:w="100" w:type="dxa"/>
+              <w:bottom w:w="100" w:type="dxa"/>
+              <w:right w:w="100" w:type="dxa"/>
+            </w:tcMar>
+          </w:tcPr>
+          <w:p>
+            <w:pPr>
+              <w:widowControl w:val="0"/>
+              <w:spacing w:line="240" w:lineRule="auto"/>
+              <w:rPr>
+                <w:rFonts w:ascii="Calibri" w:eastAsia="Calibri" w:hAnsi="Calibri" w:cs="Calibri"/>
+              </w:rPr>
+            </w:pPr>
+          </w:p>
+        </w:tc>
+        <w:tc>
+          <w:tcPr>
+            <w:tcW w:w="1380" w:type="dxa"/>
+            <w:shd w:val="clear" w:color="auto" w:fill="auto"/>
+            <w:tcMar>
+              <w:top w:w="100" w:type="dxa"/>
+              <w:left w:w="100" w:type="dxa"/>
+              <w:bottom w:w="100" w:type="dxa"/>
+              <w:right w:w="100" w:type="dxa"/>
+            </w:tcMar>
+          </w:tcPr>
+          <w:p>
+            <w:pPr>
+              <w:widowControl w:val="0"/>
+              <w:spacing w:line="240" w:lineRule="auto"/>
+              <w:jc w:val="center"/>
+              <w:rPr>
+                <w:rFonts w:ascii="Calibri" w:eastAsia="Calibri" w:hAnsi="Calibri" w:cs="Calibri"/>
+              </w:rPr>
+            </w:pPr>
+            <w:r>
+              <w:rPr>
+                <w:rFonts w:ascii="Calibri" w:eastAsia="Calibri" w:hAnsi="Calibri" w:cs="Calibri"/>
+              </w:rPr>
+              <w:t>5%</w:t>
+            </w:r>
+          </w:p>
+        </w:tc>
+      </w:tr>
+    </w:tbl>
+    <w:p>
+      <w:pPr>
+        <w:ind w:left="720"/>
+        <w:rPr>
+          <w:rFonts w:ascii="Calibri" w:eastAsia="Calibri" w:hAnsi="Calibri" w:cs="Calibri"/>
+        </w:rPr>
+      </w:pPr>
+    </w:p>
+    <w:tbl>
+      <w:tblPr>
+        <w:tblStyle w:val="a3"/>
+        <w:tblW w:w="10080" w:type="dxa"/>
+        <w:tblInd w:w="720" w:type="dxa"/>
+        <w:tblBorders>
+          <w:top w:val="single" w:sz="8" w:space="0" w:color="000000"/>
+          <w:left w:val="single" w:sz="8" w:space="0" w:color="000000"/>
+          <w:bottom w:val="single" w:sz="8" w:space="0" w:color="000000"/>
+          <w:right w:val="single" w:sz="8" w:space="0" w:color="000000"/>
+          <w:insideH w:val="single" w:sz="8" w:space="0" w:color="000000"/>
+          <w:insideV w:val="single" w:sz="8" w:space="0" w:color="000000"/>
+        </w:tblBorders>
+        <w:tblLayout w:type="fixed"/>
+        <w:tblLook w:val="0600" w:firstRow="0" w:lastRow="0" w:firstColumn="0" w:lastColumn="0" w:noHBand="1" w:noVBand="1"/>
+      </w:tblPr>
+      <w:tblGrid>
+        <w:gridCol w:w="5778"/>
+        <w:gridCol w:w="2922"/>
+        <w:gridCol w:w="1380"/>
+      </w:tblGrid>
+      <w:tr>
+        <w:trPr>
+          <w:tblHeader/>
+        </w:trPr>
+        <w:tc>
+          <w:tcPr>
+            <w:tcW w:w="5778" w:type="dxa"/>
+            <w:shd w:val="clear" w:color="auto" w:fill="A4C2F4"/>
+            <w:tcMar>
+              <w:top w:w="100" w:type="dxa"/>
+              <w:left w:w="100" w:type="dxa"/>
+              <w:bottom w:w="100" w:type="dxa"/>
+              <w:right w:w="100" w:type="dxa"/>
+            </w:tcMar>
+          </w:tcPr>
+          <w:p>
+            <w:pPr>
+              <w:widowControl w:val="0"/>
+              <w:spacing w:line="240" w:lineRule="auto"/>
+              <w:rPr>
+                <w:rFonts w:ascii="Calibri" w:eastAsia="Calibri" w:hAnsi="Calibri" w:cs="Calibri"/>
+                <w:b/>
+              </w:rPr>
+            </w:pPr>
+            <w:r>
+              <w:rPr>
+                <w:rFonts w:ascii="Calibri" w:eastAsia="Calibri" w:hAnsi="Calibri" w:cs="Calibri"/>
+                <w:b/>
+              </w:rPr>
+              <w:t xml:space="preserve">Team member Name: </w:t>
+            </w:r>
+            <w:proofErr w:type="spellStart"/>
+            <w:r>
+              <w:rPr>
+                <w:rFonts w:ascii="Calibri" w:eastAsia="Calibri" w:hAnsi="Calibri" w:cs="Calibri"/>
+                <w:b/>
+              </w:rPr>
+              <w:t>Buhaan</w:t>
+            </w:r>
+            <w:proofErr w:type="spellEnd"/>
+            <w:r>
+              <w:rPr>
+                <w:rFonts w:ascii="Calibri" w:eastAsia="Calibri" w:hAnsi="Calibri" w:cs="Calibri"/>
+                <w:b/>
+              </w:rPr>
+              <w:t xml:space="preserve"> Bhuiyan</w:t>
+            </w:r>
+          </w:p>
+        </w:tc>
+        <w:tc>
+          <w:tcPr>
+            <w:tcW w:w="2922" w:type="dxa"/>
+            <w:shd w:val="clear" w:color="auto" w:fill="A4C2F4"/>
+            <w:tcMar>
+              <w:top w:w="100" w:type="dxa"/>
+              <w:left w:w="100" w:type="dxa"/>
+              <w:bottom w:w="100" w:type="dxa"/>
+              <w:right w:w="100" w:type="dxa"/>
+            </w:tcMar>
+          </w:tcPr>
+          <w:p>
+            <w:pPr>
+              <w:widowControl w:val="0"/>
+              <w:spacing w:line="240" w:lineRule="auto"/>
+              <w:rPr>
+                <w:rFonts w:ascii="Calibri" w:eastAsia="Calibri" w:hAnsi="Calibri" w:cs="Calibri"/>
+                <w:b/>
+              </w:rPr>
+            </w:pPr>
+          </w:p>
+        </w:tc>
+        <w:tc>
+          <w:tcPr>
+            <w:tcW w:w="1380" w:type="dxa"/>
+            <w:shd w:val="clear" w:color="auto" w:fill="A4C2F4"/>
+            <w:tcMar>
+              <w:top w:w="100" w:type="dxa"/>
+              <w:left w:w="100" w:type="dxa"/>
+              <w:bottom w:w="100" w:type="dxa"/>
+              <w:right w:w="100" w:type="dxa"/>
+            </w:tcMar>
+          </w:tcPr>
+          <w:p>
+            <w:pPr>
+              <w:widowControl w:val="0"/>
+              <w:pBdr>
+                <w:top w:val="nil"/>
+                <w:left w:val="nil"/>
+                <w:bottom w:val="nil"/>
+                <w:right w:val="nil"/>
+                <w:between w:val="nil"/>
+              </w:pBdr>
+              <w:spacing w:line="240" w:lineRule="auto"/>
+              <w:jc w:val="center"/>
+              <w:rPr>
+                <w:rFonts w:ascii="Calibri" w:eastAsia="Calibri" w:hAnsi="Calibri" w:cs="Calibri"/>
+                <w:b/>
+              </w:rPr>
+            </w:pPr>
+          </w:p>
+        </w:tc>
+      </w:tr>
+      <w:tr>
+        <w:trPr>
+          <w:tblHeader/>
+        </w:trPr>
+        <w:tc>
+          <w:tcPr>
+            <w:tcW w:w="5778" w:type="dxa"/>
+            <w:shd w:val="clear" w:color="auto" w:fill="A4C2F4"/>
+            <w:tcMar>
+              <w:top w:w="100" w:type="dxa"/>
+              <w:left w:w="100" w:type="dxa"/>
+              <w:bottom w:w="100" w:type="dxa"/>
+              <w:right w:w="100" w:type="dxa"/>
+            </w:tcMar>
+          </w:tcPr>
+          <w:p>
+            <w:pPr>
+              <w:widowControl w:val="0"/>
+              <w:spacing w:line="240" w:lineRule="auto"/>
+              <w:jc w:val="center"/>
+              <w:rPr>
+                <w:rFonts w:ascii="Calibri" w:eastAsia="Calibri" w:hAnsi="Calibri" w:cs="Calibri"/>
+                <w:b/>
+              </w:rPr>
+            </w:pPr>
+            <w:r>
+              <w:rPr>
+                <w:rFonts w:ascii="Calibri" w:eastAsia="Calibri" w:hAnsi="Calibri" w:cs="Calibri"/>
+                <w:b/>
+              </w:rPr>
+              <w:t>Feature / Characteristic</w:t>
+            </w:r>
+          </w:p>
+        </w:tc>
+        <w:tc>
+          <w:tcPr>
+            <w:tcW w:w="2922" w:type="dxa"/>
+            <w:shd w:val="clear" w:color="auto" w:fill="A4C2F4"/>
+            <w:tcMar>
+              <w:top w:w="100" w:type="dxa"/>
+              <w:left w:w="100" w:type="dxa"/>
+              <w:bottom w:w="100" w:type="dxa"/>
+              <w:right w:w="100" w:type="dxa"/>
+            </w:tcMar>
+          </w:tcPr>
+          <w:p>
+            <w:pPr>
+              <w:widowControl w:val="0"/>
+              <w:spacing w:line="240" w:lineRule="auto"/>
+              <w:jc w:val="center"/>
+              <w:rPr>
+                <w:rFonts w:ascii="Calibri" w:eastAsia="Calibri" w:hAnsi="Calibri" w:cs="Calibri"/>
+                <w:b/>
+              </w:rPr>
+            </w:pPr>
+            <w:r>
+              <w:rPr>
+                <w:rFonts w:ascii="Calibri" w:eastAsia="Calibri" w:hAnsi="Calibri" w:cs="Calibri"/>
+                <w:b/>
+              </w:rPr>
+              <w:t>Description</w:t>
+            </w:r>
+          </w:p>
+        </w:tc>
+        <w:tc>
+          <w:tcPr>
+            <w:tcW w:w="1380" w:type="dxa"/>
+            <w:shd w:val="clear" w:color="auto" w:fill="A4C2F4"/>
+            <w:tcMar>
+              <w:top w:w="100" w:type="dxa"/>
+              <w:left w:w="100" w:type="dxa"/>
+              <w:bottom w:w="100" w:type="dxa"/>
+              <w:right w:w="100" w:type="dxa"/>
+            </w:tcMar>
+          </w:tcPr>
+          <w:p>
+            <w:pPr>
+              <w:widowControl w:val="0"/>
+              <w:pBdr>
+                <w:top w:val="nil"/>
+                <w:left w:val="nil"/>
+                <w:bottom w:val="nil"/>
+                <w:right w:val="nil"/>
+                <w:between w:val="nil"/>
+              </w:pBdr>
+              <w:spacing w:line="240" w:lineRule="auto"/>
+              <w:jc w:val="center"/>
+              <w:rPr>
+                <w:rFonts w:ascii="Calibri" w:eastAsia="Calibri" w:hAnsi="Calibri" w:cs="Calibri"/>
+                <w:b/>
+              </w:rPr>
+            </w:pPr>
+            <w:r>
+              <w:rPr>
+                <w:rFonts w:ascii="Calibri" w:eastAsia="Calibri" w:hAnsi="Calibri" w:cs="Calibri"/>
+                <w:b/>
+              </w:rPr>
+              <w:t>Weight / 20%</w:t>
+            </w:r>
+          </w:p>
+        </w:tc>
+      </w:tr>
+      <w:tr>
+        <w:tc>
+          <w:tcPr>
+            <w:tcW w:w="5778" w:type="dxa"/>
+            <w:shd w:val="clear" w:color="auto" w:fill="auto"/>
+            <w:tcMar>
+              <w:top w:w="100" w:type="dxa"/>
+              <w:left w:w="100" w:type="dxa"/>
+              <w:bottom w:w="100" w:type="dxa"/>
+              <w:right w:w="100" w:type="dxa"/>
+            </w:tcMar>
+          </w:tcPr>
+          <w:p>
+            <w:pPr>
+              <w:widowControl w:val="0"/>
+              <w:spacing w:line="240" w:lineRule="auto"/>
+              <w:rPr>
+                <w:rFonts w:ascii="Calibri" w:eastAsia="Calibri" w:hAnsi="Calibri" w:cs="Calibri"/>
+              </w:rPr>
+            </w:pPr>
+            <w:r>
+              <w:rPr>
+                <w:rFonts w:ascii="Calibri" w:eastAsia="Calibri" w:hAnsi="Calibri" w:cs="Calibri"/>
+              </w:rPr>
+              <w:t>A window allowing the viewing and editing of data.</w:t>
+            </w:r>
+          </w:p>
+        </w:tc>
+        <w:tc>
+          <w:tcPr>
+            <w:tcW w:w="2922" w:type="dxa"/>
+            <w:shd w:val="clear" w:color="auto" w:fill="auto"/>
+            <w:tcMar>
+              <w:top w:w="100" w:type="dxa"/>
+              <w:left w:w="100" w:type="dxa"/>
+              <w:bottom w:w="100" w:type="dxa"/>
+              <w:right w:w="100" w:type="dxa"/>
+            </w:tcMar>
+          </w:tcPr>
+          <w:p>
+            <w:pPr>
+              <w:widowControl w:val="0"/>
+              <w:spacing w:line="240" w:lineRule="auto"/>
+              <w:rPr>
+                <w:rFonts w:ascii="Calibri" w:eastAsia="Calibri" w:hAnsi="Calibri" w:cs="Calibri"/>
+              </w:rPr>
+            </w:pPr>
+            <w:r>
+              <w:rPr>
+                <w:rFonts w:ascii="Calibri" w:eastAsia="Calibri" w:hAnsi="Calibri" w:cs="Calibri"/>
+              </w:rPr>
+              <w:t>[description]</w:t>
+            </w:r>
+          </w:p>
+        </w:tc>
+        <w:tc>
+          <w:tcPr>
+            <w:tcW w:w="1380" w:type="dxa"/>
+            <w:shd w:val="clear" w:color="auto" w:fill="auto"/>
+            <w:tcMar>
+              <w:top w:w="100" w:type="dxa"/>
+              <w:left w:w="100" w:type="dxa"/>
+              <w:bottom w:w="100" w:type="dxa"/>
+              <w:right w:w="100" w:type="dxa"/>
+            </w:tcMar>
+          </w:tcPr>
+          <w:p>
+            <w:pPr>
+              <w:widowControl w:val="0"/>
+              <w:spacing w:line="240" w:lineRule="auto"/>
+              <w:jc w:val="center"/>
+              <w:rPr>
+                <w:rFonts w:ascii="Calibri" w:eastAsia="Calibri" w:hAnsi="Calibri" w:cs="Calibri"/>
+              </w:rPr>
+            </w:pPr>
+            <w:r>
+              <w:rPr>
+                <w:rFonts w:ascii="Calibri" w:eastAsia="Calibri" w:hAnsi="Calibri" w:cs="Calibri"/>
+              </w:rPr>
+              <w:t>10%</w:t>
+            </w:r>
+          </w:p>
+        </w:tc>
+      </w:tr>
+      <w:tr>
+        <w:tc>
+          <w:tcPr>
+            <w:tcW w:w="5778" w:type="dxa"/>
+            <w:shd w:val="clear" w:color="auto" w:fill="auto"/>
+            <w:tcMar>
+              <w:top w:w="100" w:type="dxa"/>
+              <w:left w:w="100" w:type="dxa"/>
+              <w:bottom w:w="100" w:type="dxa"/>
+              <w:right w:w="100" w:type="dxa"/>
+            </w:tcMar>
+          </w:tcPr>
+          <w:p>
+            <w:pPr>
+              <w:widowControl w:val="0"/>
+              <w:spacing w:line="240" w:lineRule="auto"/>
+              <w:rPr>
+                <w:rFonts w:ascii="Calibri" w:eastAsia="Calibri" w:hAnsi="Calibri" w:cs="Calibri"/>
+              </w:rPr>
+            </w:pPr>
+            <w:r>
+              <w:rPr>
+                <w:rFonts w:ascii="Calibri" w:eastAsia="Calibri" w:hAnsi="Calibri" w:cs="Calibri"/>
+              </w:rPr>
+              <w:t>Search functionality allows the filtering of data.</w:t>
+            </w:r>
+          </w:p>
+        </w:tc>
+        <w:tc>
+          <w:tcPr>
+            <w:tcW w:w="2922" w:type="dxa"/>
+            <w:shd w:val="clear" w:color="auto" w:fill="auto"/>
+            <w:tcMar>
+              <w:top w:w="100" w:type="dxa"/>
+              <w:left w:w="100" w:type="dxa"/>
+              <w:bottom w:w="100" w:type="dxa"/>
+              <w:right w:w="100" w:type="dxa"/>
+            </w:tcMar>
+          </w:tcPr>
+          <w:p>
+            <w:pPr>
+              <w:widowControl w:val="0"/>
+              <w:spacing w:line="240" w:lineRule="auto"/>
+              <w:rPr>
+                <w:rFonts w:ascii="Calibri" w:eastAsia="Calibri" w:hAnsi="Calibri" w:cs="Calibri"/>
+              </w:rPr>
+            </w:pPr>
+            <w:r>
+              <w:rPr>
+                <w:rFonts w:ascii="Calibri" w:eastAsia="Calibri" w:hAnsi="Calibri" w:cs="Calibri"/>
+              </w:rPr>
+              <w:t>[description]</w:t>
+            </w:r>
+          </w:p>
+        </w:tc>
+        <w:tc>
+          <w:tcPr>
+            <w:tcW w:w="1380" w:type="dxa"/>
+            <w:shd w:val="clear" w:color="auto" w:fill="auto"/>
+            <w:tcMar>
+              <w:top w:w="100" w:type="dxa"/>
+              <w:left w:w="100" w:type="dxa"/>
+              <w:bottom w:w="100" w:type="dxa"/>
+              <w:right w:w="100" w:type="dxa"/>
+            </w:tcMar>
+          </w:tcPr>
+          <w:p>
+            <w:pPr>
+              <w:widowControl w:val="0"/>
+              <w:spacing w:line="240" w:lineRule="auto"/>
+              <w:jc w:val="center"/>
+              <w:rPr>
+                <w:rFonts w:ascii="Calibri" w:eastAsia="Calibri" w:hAnsi="Calibri" w:cs="Calibri"/>
+              </w:rPr>
+            </w:pPr>
+            <w:r>
+              <w:rPr>
+                <w:rFonts w:ascii="Calibri" w:eastAsia="Calibri" w:hAnsi="Calibri" w:cs="Calibri"/>
+              </w:rPr>
+              <w:t>5%</w:t>
+            </w:r>
+          </w:p>
+        </w:tc>
+      </w:tr>
+      <w:tr>
+        <w:tc>
+          <w:tcPr>
+            <w:tcW w:w="5778" w:type="dxa"/>
+            <w:shd w:val="clear" w:color="auto" w:fill="auto"/>
+            <w:tcMar>
+              <w:top w:w="100" w:type="dxa"/>
+              <w:left w:w="100" w:type="dxa"/>
+              <w:bottom w:w="100" w:type="dxa"/>
+              <w:right w:w="100" w:type="dxa"/>
+            </w:tcMar>
+          </w:tcPr>
+          <w:p>
+            <w:pPr>
+              <w:widowControl w:val="0"/>
+              <w:pBdr>
+                <w:top w:val="nil"/>
+                <w:left w:val="nil"/>
+                <w:bottom w:val="nil"/>
+                <w:right w:val="nil"/>
+                <w:between w:val="nil"/>
+              </w:pBdr>
+              <w:spacing w:line="240" w:lineRule="auto"/>
+              <w:rPr>
+                <w:rFonts w:ascii="Calibri" w:eastAsia="Calibri" w:hAnsi="Calibri" w:cs="Calibri"/>
+              </w:rPr>
+            </w:pPr>
+            <w:r>
+              <w:rPr>
+                <w:rFonts w:ascii="Calibri" w:eastAsia="Calibri" w:hAnsi="Calibri" w:cs="Calibri"/>
+              </w:rPr>
+              <w:t>At least one database table.</w:t>
+            </w:r>
+          </w:p>
+        </w:tc>
+        <w:tc>
+          <w:tcPr>
+            <w:tcW w:w="2922" w:type="dxa"/>
+            <w:shd w:val="clear" w:color="auto" w:fill="auto"/>
+            <w:tcMar>
+              <w:top w:w="100" w:type="dxa"/>
+              <w:left w:w="100" w:type="dxa"/>
+              <w:bottom w:w="100" w:type="dxa"/>
+              <w:right w:w="100" w:type="dxa"/>
+            </w:tcMar>
+          </w:tcPr>
+          <w:p>
+            <w:pPr>
+              <w:widowControl w:val="0"/>
+              <w:spacing w:line="240" w:lineRule="auto"/>
+              <w:rPr>
+                <w:rFonts w:ascii="Calibri" w:eastAsia="Calibri" w:hAnsi="Calibri" w:cs="Calibri"/>
+              </w:rPr>
+            </w:pPr>
+            <w:r>
+              <w:rPr>
+                <w:rFonts w:ascii="Calibri" w:eastAsia="Calibri" w:hAnsi="Calibri" w:cs="Calibri"/>
+              </w:rPr>
+              <w:t>[description]</w:t>
+            </w:r>
+          </w:p>
+        </w:tc>
+        <w:tc>
+          <w:tcPr>
+            <w:tcW w:w="1380" w:type="dxa"/>
+            <w:shd w:val="clear" w:color="auto" w:fill="auto"/>
+            <w:tcMar>
+              <w:top w:w="100" w:type="dxa"/>
+              <w:left w:w="100" w:type="dxa"/>
+              <w:bottom w:w="100" w:type="dxa"/>
+              <w:right w:w="100" w:type="dxa"/>
+            </w:tcMar>
+          </w:tcPr>
+          <w:p>
+            <w:pPr>
+              <w:widowControl w:val="0"/>
+              <w:spacing w:line="240" w:lineRule="auto"/>
+              <w:jc w:val="center"/>
+              <w:rPr>
+                <w:rFonts w:ascii="Calibri" w:eastAsia="Calibri" w:hAnsi="Calibri" w:cs="Calibri"/>
+              </w:rPr>
+            </w:pPr>
+            <w:r>
+              <w:rPr>
+                <w:rFonts w:ascii="Calibri" w:eastAsia="Calibri" w:hAnsi="Calibri" w:cs="Calibri"/>
+              </w:rPr>
+              <w:t>3%</w:t>
+            </w:r>
+          </w:p>
+        </w:tc>
+      </w:tr>
+      <w:tr>
+        <w:tc>
+          <w:tcPr>
+            <w:tcW w:w="5778" w:type="dxa"/>
+            <w:shd w:val="clear" w:color="auto" w:fill="auto"/>
+            <w:tcMar>
+              <w:top w:w="100" w:type="dxa"/>
+              <w:left w:w="100" w:type="dxa"/>
+              <w:bottom w:w="100" w:type="dxa"/>
+              <w:right w:w="100" w:type="dxa"/>
+            </w:tcMar>
+          </w:tcPr>
+          <w:p>
+            <w:pPr>
+              <w:widowControl w:val="0"/>
+              <w:spacing w:line="240" w:lineRule="auto"/>
+              <w:rPr>
+                <w:rFonts w:ascii="Calibri" w:eastAsia="Calibri" w:hAnsi="Calibri" w:cs="Calibri"/>
+              </w:rPr>
+            </w:pPr>
+            <w:r>
+              <w:rPr>
+                <w:rFonts w:ascii="Calibri" w:eastAsia="Calibri" w:hAnsi="Calibri" w:cs="Calibri"/>
+              </w:rPr>
+              <w:lastRenderedPageBreak/>
               <w:t>At least one Model class.</w:t>
             </w:r>
           </w:p>
@@ -2394,6 +3925,48 @@
     </w:sectPr>
   </w:body>
 </w:document>
+</file>
+
+<file path=word/comments.xml><?xml version="1.0" encoding="utf-8"?>
+<w:comments xmlns:wpc="http://schemas.microsoft.com/office/word/2010/wordprocessingCanvas" xmlns:cx="http://schemas.microsoft.com/office/drawing/2014/chartex" xmlns:cx1="http://schemas.microsoft.com/office/drawing/2015/9/8/chartex" xmlns:cx2="http://schemas.microsoft.com/office/drawing/2015/10/21/chartex" xmlns:cx3="http://schemas.microsoft.com/office/drawing/2016/5/9/chartex" xmlns:cx4="http://schemas.microsoft.com/office/drawing/2016/5/10/chartex" xmlns:cx5="http://schemas.microsoft.com/office/drawing/2016/5/11/chartex" xmlns:cx6="http://schemas.microsoft.com/office/drawing/2016/5/12/chartex" xmlns:cx7="http://schemas.microsoft.com/office/drawing/2016/5/13/chartex" xmlns:cx8="http://schemas.microsoft.com/office/drawing/2016/5/14/chartex" xmlns:mc="http://schemas.openxmlformats.org/markup-compatibility/2006" xmlns:aink="http://schemas.microsoft.com/office/drawing/2016/ink" xmlns:am3d="http://schemas.microsoft.com/office/drawing/2017/model3d" xmlns:o="urn:schemas-microsoft-com:office:office" xmlns:oel="http://schemas.microsoft.com/office/2019/extlst" xmlns:r="http://schemas.openxmlformats.org/officeDocument/2006/relationships" xmlns:m="http://schemas.openxmlformats.org/officeDocument/2006/math" xmlns:v="urn:schemas-microsoft-com:vml" xmlns:wp14="http://schemas.microsoft.com/office/word/2010/wordprocessingDrawing" xmlns:wp="http://schemas.openxmlformats.org/drawingml/2006/wordprocessingDrawing" xmlns:w10="urn:schemas-microsoft-com:office:word" xmlns:w="http://schemas.openxmlformats.org/wordprocessingml/2006/main" xmlns:w14="http://schemas.microsoft.com/office/word/2010/wordml" xmlns:w15="http://schemas.microsoft.com/office/word/2012/wordml" xmlns:w16cex="http://schemas.microsoft.com/office/word/2018/wordml/cex" xmlns:w16cid="http://schemas.microsoft.com/office/word/2016/wordml/cid" xmlns:w16="http://schemas.microsoft.com/office/word/2018/wordml" xmlns:w16sdtdh="http://schemas.microsoft.com/office/word/2020/wordml/sdtdatahash" xmlns:w16se="http://schemas.microsoft.com/office/word/2015/wordml/symex" xmlns:wpg="http://schemas.microsoft.com/office/word/2010/wordprocessingGroup" xmlns:wpi="http://schemas.microsoft.com/office/word/2010/wordprocessingInk" xmlns:wne="http://schemas.microsoft.com/office/word/2006/wordml" xmlns:wps="http://schemas.microsoft.com/office/word/2010/wordprocessingShape" mc:Ignorable="w14 w15 w16se w16cid w16 w16cex w16sdtdh wp14">
+  <w:comment w:id="5" w:author="Daniel Perrotta" w:date="2025-11-09T17:46:00Z" w:initials="DP">
+    <w:p>
+      <w:pPr>
+        <w:pStyle w:val="CommentText"/>
+      </w:pPr>
+      <w:r>
+        <w:rPr>
+          <w:rStyle w:val="CommentReference"/>
+        </w:rPr>
+        <w:annotationRef/>
+      </w:r>
+      <w:r>
+        <w:t>Do the same thing as I did like for example tracking your sleep or weight loss</w:t>
+      </w:r>
+      <w:r>
+        <w:t xml:space="preserve"> also delete this later</w:t>
+      </w:r>
+    </w:p>
+  </w:comment>
+</w:comments>
+</file>
+
+<file path=word/commentsExtended.xml><?xml version="1.0" encoding="utf-8"?>
+<w15:commentsEx xmlns:wpc="http://schemas.microsoft.com/office/word/2010/wordprocessingCanvas" xmlns:cx="http://schemas.microsoft.com/office/drawing/2014/chartex" xmlns:cx1="http://schemas.microsoft.com/office/drawing/2015/9/8/chartex" xmlns:cx2="http://schemas.microsoft.com/office/drawing/2015/10/21/chartex" xmlns:cx3="http://schemas.microsoft.com/office/drawing/2016/5/9/chartex" xmlns:cx4="http://schemas.microsoft.com/office/drawing/2016/5/10/chartex" xmlns:cx5="http://schemas.microsoft.com/office/drawing/2016/5/11/chartex" xmlns:cx6="http://schemas.microsoft.com/office/drawing/2016/5/12/chartex" xmlns:cx7="http://schemas.microsoft.com/office/drawing/2016/5/13/chartex" xmlns:cx8="http://schemas.microsoft.com/office/drawing/2016/5/14/chartex" xmlns:mc="http://schemas.openxmlformats.org/markup-compatibility/2006" xmlns:aink="http://schemas.microsoft.com/office/drawing/2016/ink" xmlns:am3d="http://schemas.microsoft.com/office/drawing/2017/model3d" xmlns:o="urn:schemas-microsoft-com:office:office" xmlns:oel="http://schemas.microsoft.com/office/2019/extlst" xmlns:r="http://schemas.openxmlformats.org/officeDocument/2006/relationships" xmlns:m="http://schemas.openxmlformats.org/officeDocument/2006/math" xmlns:v="urn:schemas-microsoft-com:vml" xmlns:wp14="http://schemas.microsoft.com/office/word/2010/wordprocessingDrawing" xmlns:wp="http://schemas.openxmlformats.org/drawingml/2006/wordprocessingDrawing" xmlns:w10="urn:schemas-microsoft-com:office:word" xmlns:w="http://schemas.openxmlformats.org/wordprocessingml/2006/main" xmlns:w14="http://schemas.microsoft.com/office/word/2010/wordml" xmlns:w15="http://schemas.microsoft.com/office/word/2012/wordml" xmlns:w16cex="http://schemas.microsoft.com/office/word/2018/wordml/cex" xmlns:w16cid="http://schemas.microsoft.com/office/word/2016/wordml/cid" xmlns:w16="http://schemas.microsoft.com/office/word/2018/wordml" xmlns:w16sdtdh="http://schemas.microsoft.com/office/word/2020/wordml/sdtdatahash" xmlns:w16se="http://schemas.microsoft.com/office/word/2015/wordml/symex" xmlns:wpg="http://schemas.microsoft.com/office/word/2010/wordprocessingGroup" xmlns:wpi="http://schemas.microsoft.com/office/word/2010/wordprocessingInk" xmlns:wne="http://schemas.microsoft.com/office/word/2006/wordml" xmlns:wps="http://schemas.microsoft.com/office/word/2010/wordprocessingShape" mc:Ignorable="w14 w15 w16se w16cid w16 w16cex w16sdtdh wp14">
+  <w15:commentEx w15:paraId="7FAB484E" w15:done="0"/>
+</w15:commentsEx>
+</file>
+
+<file path=word/commentsExtensible.xml><?xml version="1.0" encoding="utf-8"?>
+<w16cex:commentsExtensible xmlns:wpc="http://schemas.microsoft.com/office/word/2010/wordprocessingCanvas" xmlns:cx="http://schemas.microsoft.com/office/drawing/2014/chartex" xmlns:cx1="http://schemas.microsoft.com/office/drawing/2015/9/8/chartex" xmlns:cx2="http://schemas.microsoft.com/office/drawing/2015/10/21/chartex" xmlns:cx3="http://schemas.microsoft.com/office/drawing/2016/5/9/chartex" xmlns:cx4="http://schemas.microsoft.com/office/drawing/2016/5/10/chartex" xmlns:cx5="http://schemas.microsoft.com/office/drawing/2016/5/11/chartex" xmlns:cx6="http://schemas.microsoft.com/office/drawing/2016/5/12/chartex" xmlns:cx7="http://schemas.microsoft.com/office/drawing/2016/5/13/chartex" xmlns:cx8="http://schemas.microsoft.com/office/drawing/2016/5/14/chartex" xmlns:mc="http://schemas.openxmlformats.org/markup-compatibility/2006" xmlns:aink="http://schemas.microsoft.com/office/drawing/2016/ink" xmlns:am3d="http://schemas.microsoft.com/office/drawing/2017/model3d" xmlns:o="urn:schemas-microsoft-com:office:office" xmlns:oel="http://schemas.microsoft.com/office/2019/extlst" xmlns:r="http://schemas.openxmlformats.org/officeDocument/2006/relationships" xmlns:m="http://schemas.openxmlformats.org/officeDocument/2006/math" xmlns:v="urn:schemas-microsoft-com:vml" xmlns:wp14="http://schemas.microsoft.com/office/word/2010/wordprocessingDrawing" xmlns:wp="http://schemas.openxmlformats.org/drawingml/2006/wordprocessingDrawing" xmlns:w10="urn:schemas-microsoft-com:office:word" xmlns:w="http://schemas.openxmlformats.org/wordprocessingml/2006/main" xmlns:w14="http://schemas.microsoft.com/office/word/2010/wordml" xmlns:w15="http://schemas.microsoft.com/office/word/2012/wordml" xmlns:w16cex="http://schemas.microsoft.com/office/word/2018/wordml/cex" xmlns:w16cid="http://schemas.microsoft.com/office/word/2016/wordml/cid" xmlns:w16="http://schemas.microsoft.com/office/word/2018/wordml" xmlns:w16sdtdh="http://schemas.microsoft.com/office/word/2020/wordml/sdtdatahash" xmlns:w16se="http://schemas.microsoft.com/office/word/2015/wordml/symex" xmlns:wpg="http://schemas.microsoft.com/office/word/2010/wordprocessingGroup" xmlns:wpi="http://schemas.microsoft.com/office/word/2010/wordprocessingInk" xmlns:wne="http://schemas.microsoft.com/office/word/2006/wordml" xmlns:wps="http://schemas.microsoft.com/office/word/2010/wordprocessingShape" mc:Ignorable="w14 w15 w16se w16cid w16 w16cex w16sdtdh wp14">
+  <w16cex:commentExtensible w16cex:durableId="2CBB51DF" w16cex:dateUtc="2025-11-09T22:46:00Z"/>
+</w16cex:commentsExtensible>
+</file>
+
+<file path=word/commentsIds.xml><?xml version="1.0" encoding="utf-8"?>
+<w16cid:commentsIds xmlns:wpc="http://schemas.microsoft.com/office/word/2010/wordprocessingCanvas" xmlns:cx="http://schemas.microsoft.com/office/drawing/2014/chartex" xmlns:cx1="http://schemas.microsoft.com/office/drawing/2015/9/8/chartex" xmlns:cx2="http://schemas.microsoft.com/office/drawing/2015/10/21/chartex" xmlns:cx3="http://schemas.microsoft.com/office/drawing/2016/5/9/chartex" xmlns:cx4="http://schemas.microsoft.com/office/drawing/2016/5/10/chartex" xmlns:cx5="http://schemas.microsoft.com/office/drawing/2016/5/11/chartex" xmlns:cx6="http://schemas.microsoft.com/office/drawing/2016/5/12/chartex" xmlns:cx7="http://schemas.microsoft.com/office/drawing/2016/5/13/chartex" xmlns:cx8="http://schemas.microsoft.com/office/drawing/2016/5/14/chartex" xmlns:mc="http://schemas.openxmlformats.org/markup-compatibility/2006" xmlns:aink="http://schemas.microsoft.com/office/drawing/2016/ink" xmlns:am3d="http://schemas.microsoft.com/office/drawing/2017/model3d" xmlns:o="urn:schemas-microsoft-com:office:office" xmlns:oel="http://schemas.microsoft.com/office/2019/extlst" xmlns:r="http://schemas.openxmlformats.org/officeDocument/2006/relationships" xmlns:m="http://schemas.openxmlformats.org/officeDocument/2006/math" xmlns:v="urn:schemas-microsoft-com:vml" xmlns:wp14="http://schemas.microsoft.com/office/word/2010/wordprocessingDrawing" xmlns:wp="http://schemas.openxmlformats.org/drawingml/2006/wordprocessingDrawing" xmlns:w10="urn:schemas-microsoft-com:office:word" xmlns:w="http://schemas.openxmlformats.org/wordprocessingml/2006/main" xmlns:w14="http://schemas.microsoft.com/office/word/2010/wordml" xmlns:w15="http://schemas.microsoft.com/office/word/2012/wordml" xmlns:w16cex="http://schemas.microsoft.com/office/word/2018/wordml/cex" xmlns:w16cid="http://schemas.microsoft.com/office/word/2016/wordml/cid" xmlns:w16="http://schemas.microsoft.com/office/word/2018/wordml" xmlns:w16sdtdh="http://schemas.microsoft.com/office/word/2020/wordml/sdtdatahash" xmlns:w16se="http://schemas.microsoft.com/office/word/2015/wordml/symex" xmlns:wpg="http://schemas.microsoft.com/office/word/2010/wordprocessingGroup" xmlns:wpi="http://schemas.microsoft.com/office/word/2010/wordprocessingInk" xmlns:wne="http://schemas.microsoft.com/office/word/2006/wordml" xmlns:wps="http://schemas.microsoft.com/office/word/2010/wordprocessingShape" mc:Ignorable="w14 w15 w16se w16cid w16 w16cex w16sdtdh wp14">
+  <w16cid:commentId w16cid:paraId="7FAB484E" w16cid:durableId="2CBB51DF"/>
+</w16cid:commentsIds>
 </file>
 
 <file path=word/endnotes.xml><?xml version="1.0" encoding="utf-8"?>
@@ -2444,6 +4017,14 @@
     </w:p>
   </w:footnote>
 </w:footnotes>
+</file>
+
+<file path=word/people.xml><?xml version="1.0" encoding="utf-8"?>
+<w15:people xmlns:wpc="http://schemas.microsoft.com/office/word/2010/wordprocessingCanvas" xmlns:cx="http://schemas.microsoft.com/office/drawing/2014/chartex" xmlns:cx1="http://schemas.microsoft.com/office/drawing/2015/9/8/chartex" xmlns:cx2="http://schemas.microsoft.com/office/drawing/2015/10/21/chartex" xmlns:cx3="http://schemas.microsoft.com/office/drawing/2016/5/9/chartex" xmlns:cx4="http://schemas.microsoft.com/office/drawing/2016/5/10/chartex" xmlns:cx5="http://schemas.microsoft.com/office/drawing/2016/5/11/chartex" xmlns:cx6="http://schemas.microsoft.com/office/drawing/2016/5/12/chartex" xmlns:cx7="http://schemas.microsoft.com/office/drawing/2016/5/13/chartex" xmlns:cx8="http://schemas.microsoft.com/office/drawing/2016/5/14/chartex" xmlns:mc="http://schemas.openxmlformats.org/markup-compatibility/2006" xmlns:aink="http://schemas.microsoft.com/office/drawing/2016/ink" xmlns:am3d="http://schemas.microsoft.com/office/drawing/2017/model3d" xmlns:o="urn:schemas-microsoft-com:office:office" xmlns:oel="http://schemas.microsoft.com/office/2019/extlst" xmlns:r="http://schemas.openxmlformats.org/officeDocument/2006/relationships" xmlns:m="http://schemas.openxmlformats.org/officeDocument/2006/math" xmlns:v="urn:schemas-microsoft-com:vml" xmlns:wp14="http://schemas.microsoft.com/office/word/2010/wordprocessingDrawing" xmlns:wp="http://schemas.openxmlformats.org/drawingml/2006/wordprocessingDrawing" xmlns:w10="urn:schemas-microsoft-com:office:word" xmlns:w="http://schemas.openxmlformats.org/wordprocessingml/2006/main" xmlns:w14="http://schemas.microsoft.com/office/word/2010/wordml" xmlns:w15="http://schemas.microsoft.com/office/word/2012/wordml" xmlns:w16cex="http://schemas.microsoft.com/office/word/2018/wordml/cex" xmlns:w16cid="http://schemas.microsoft.com/office/word/2016/wordml/cid" xmlns:w16="http://schemas.microsoft.com/office/word/2018/wordml" xmlns:w16sdtdh="http://schemas.microsoft.com/office/word/2020/wordml/sdtdatahash" xmlns:w16se="http://schemas.microsoft.com/office/word/2015/wordml/symex" xmlns:wpg="http://schemas.microsoft.com/office/word/2010/wordprocessingGroup" xmlns:wpi="http://schemas.microsoft.com/office/word/2010/wordprocessingInk" xmlns:wne="http://schemas.microsoft.com/office/word/2006/wordml" xmlns:wps="http://schemas.microsoft.com/office/word/2010/wordprocessingShape" mc:Ignorable="w14 w15 w16se w16cid w16 w16cex w16sdtdh wp14">
+  <w15:person w15:author="Daniel Perrotta">
+    <w15:presenceInfo w15:providerId="Windows Live" w15:userId="99cadb8a25cf9c6f"/>
+  </w15:person>
+</w15:people>
 </file>
 
 <file path=word/styles.xml><?xml version="1.0" encoding="utf-8"?>
@@ -3130,6 +4711,74 @@
       <w:shd w:val="clear" w:color="auto" w:fill="E1DFDD"/>
     </w:rPr>
   </w:style>
+  <w:style w:type="character" w:styleId="CommentReference">
+    <w:name w:val="annotation reference"/>
+    <w:basedOn w:val="DefaultParagraphFont"/>
+    <w:uiPriority w:val="99"/>
+    <w:semiHidden/>
+    <w:unhideWhenUsed/>
+    <w:rsid w:val="002B6C63"/>
+    <w:rPr>
+      <w:sz w:val="16"/>
+      <w:szCs w:val="16"/>
+    </w:rPr>
+  </w:style>
+  <w:style w:type="paragraph" w:styleId="CommentText">
+    <w:name w:val="annotation text"/>
+    <w:basedOn w:val="Normal"/>
+    <w:link w:val="CommentTextChar"/>
+    <w:uiPriority w:val="99"/>
+    <w:semiHidden/>
+    <w:unhideWhenUsed/>
+    <w:rsid w:val="002B6C63"/>
+    <w:pPr>
+      <w:spacing w:line="240" w:lineRule="auto"/>
+    </w:pPr>
+    <w:rPr>
+      <w:sz w:val="20"/>
+      <w:szCs w:val="20"/>
+    </w:rPr>
+  </w:style>
+  <w:style w:type="character" w:customStyle="1" w:styleId="CommentTextChar">
+    <w:name w:val="Comment Text Char"/>
+    <w:basedOn w:val="DefaultParagraphFont"/>
+    <w:link w:val="CommentText"/>
+    <w:uiPriority w:val="99"/>
+    <w:semiHidden/>
+    <w:rsid w:val="002B6C63"/>
+    <w:rPr>
+      <w:sz w:val="20"/>
+      <w:szCs w:val="20"/>
+    </w:rPr>
+  </w:style>
+  <w:style w:type="paragraph" w:styleId="CommentSubject">
+    <w:name w:val="annotation subject"/>
+    <w:basedOn w:val="CommentText"/>
+    <w:next w:val="CommentText"/>
+    <w:link w:val="CommentSubjectChar"/>
+    <w:uiPriority w:val="99"/>
+    <w:semiHidden/>
+    <w:unhideWhenUsed/>
+    <w:rsid w:val="002B6C63"/>
+    <w:rPr>
+      <w:b/>
+      <w:bCs/>
+    </w:rPr>
+  </w:style>
+  <w:style w:type="character" w:customStyle="1" w:styleId="CommentSubjectChar">
+    <w:name w:val="Comment Subject Char"/>
+    <w:basedOn w:val="CommentTextChar"/>
+    <w:link w:val="CommentSubject"/>
+    <w:uiPriority w:val="99"/>
+    <w:semiHidden/>
+    <w:rsid w:val="002B6C63"/>
+    <w:rPr>
+      <w:b/>
+      <w:bCs/>
+      <w:sz w:val="20"/>
+      <w:szCs w:val="20"/>
+    </w:rPr>
+  </w:style>
 </w:styles>
 </file>
 
